--- a/Collection Framework documentation.docx
+++ b/Collection Framework documentation.docx
@@ -638,13 +638,8 @@
       </w:r>
     </w:p>
     <w:p>
-      <w:proofErr w:type="gramStart"/>
-      <w:r>
-        <w:t>Collection  ←</w:t>
-      </w:r>
-      <w:proofErr w:type="gramEnd"/>
-      <w:r>
-        <w:t>───────────────┐</w:t>
+      <w:r>
+        <w:t>Collection  ←───────────────┐</w:t>
       </w:r>
     </w:p>
     <w:p>
@@ -851,15 +846,7 @@
       </w:r>
       <w:proofErr w:type="spellEnd"/>
       <w:r>
-        <w:t>&lt;</w:t>
-      </w:r>
-      <w:proofErr w:type="gramStart"/>
-      <w:r>
-        <w:t>&gt;(</w:t>
-      </w:r>
-      <w:proofErr w:type="gramEnd"/>
-      <w:r>
-        <w:t>);</w:t>
+        <w:t>&lt;&gt;();</w:t>
       </w:r>
     </w:p>
     <w:p>
@@ -1062,15 +1049,7 @@
       </w:r>
       <w:proofErr w:type="spellEnd"/>
       <w:r>
-        <w:t>&lt;</w:t>
-      </w:r>
-      <w:proofErr w:type="gramStart"/>
-      <w:r>
-        <w:t>&gt;(</w:t>
-      </w:r>
-      <w:proofErr w:type="gramEnd"/>
-      <w:r>
-        <w:t>);</w:t>
+        <w:t>&lt;&gt;();</w:t>
       </w:r>
     </w:p>
     <w:p>
@@ -1220,15 +1199,7 @@
     </w:p>
     <w:p>
       <w:r>
-        <w:t>Set&lt;Integer&gt; set = new HashSet&lt;</w:t>
-      </w:r>
-      <w:proofErr w:type="gramStart"/>
-      <w:r>
-        <w:t>&gt;(</w:t>
-      </w:r>
-      <w:proofErr w:type="gramEnd"/>
-      <w:r>
-        <w:t>);</w:t>
+        <w:t>Set&lt;Integer&gt; set = new HashSet&lt;&gt;();</w:t>
       </w:r>
     </w:p>
     <w:p>
@@ -1296,13 +1267,8 @@
           <w:numId w:val="14"/>
         </w:numPr>
       </w:pPr>
-      <w:proofErr w:type="gramStart"/>
-      <w:r>
-        <w:t>Typically</w:t>
-      </w:r>
-      <w:proofErr w:type="gramEnd"/>
-      <w:r>
-        <w:t xml:space="preserve"> FIFO (First In, First Out)</w:t>
+      <w:r>
+        <w:t>Typically FIFO (First In, First Out)</w:t>
       </w:r>
     </w:p>
     <w:p>
@@ -1387,15 +1353,7 @@
     </w:p>
     <w:p>
       <w:r>
-        <w:t>Queue&lt;String&gt; queue = new LinkedList&lt;</w:t>
-      </w:r>
-      <w:proofErr w:type="gramStart"/>
-      <w:r>
-        <w:t>&gt;(</w:t>
-      </w:r>
-      <w:proofErr w:type="gramEnd"/>
-      <w:r>
-        <w:t>);</w:t>
+        <w:t>Queue&lt;String&gt; queue = new LinkedList&lt;&gt;();</w:t>
       </w:r>
     </w:p>
     <w:p>
@@ -1436,13 +1394,8 @@
       </w:r>
     </w:p>
     <w:p>
-      <w:proofErr w:type="gramStart"/>
-      <w:r>
-        <w:t>Map  does</w:t>
-      </w:r>
-      <w:proofErr w:type="gramEnd"/>
-      <w:r>
-        <w:t xml:space="preserve"> NOT extend Collection</w:t>
+      <w:r>
+        <w:t>Map  does NOT extend Collection</w:t>
       </w:r>
     </w:p>
     <w:p>
@@ -1541,15 +1494,7 @@
     </w:p>
     <w:p>
       <w:r>
-        <w:t>Map&lt;Integer, String&gt; map = new HashMap&lt;</w:t>
-      </w:r>
-      <w:proofErr w:type="gramStart"/>
-      <w:r>
-        <w:t>&gt;(</w:t>
-      </w:r>
-      <w:proofErr w:type="gramEnd"/>
-      <w:r>
-        <w:t>);</w:t>
+        <w:t>Map&lt;Integer, String&gt; map = new HashMap&lt;&gt;();</w:t>
       </w:r>
     </w:p>
     <w:p>
@@ -1649,17 +1594,12 @@
           </w:tcPr>
           <w:p>
             <w:proofErr w:type="spellStart"/>
-            <w:proofErr w:type="gramStart"/>
             <w:r>
               <w:t>keySet</w:t>
             </w:r>
             <w:proofErr w:type="spellEnd"/>
             <w:r>
-              <w:t>(</w:t>
-            </w:r>
-            <w:proofErr w:type="gramEnd"/>
-            <w:r>
-              <w:t>)</w:t>
+              <w:t>()</w:t>
             </w:r>
           </w:p>
         </w:tc>
@@ -1688,13 +1628,8 @@
             <w:hideMark/>
           </w:tcPr>
           <w:p>
-            <w:proofErr w:type="gramStart"/>
             <w:r>
-              <w:t>values(</w:t>
-            </w:r>
-            <w:proofErr w:type="gramEnd"/>
-            <w:r>
-              <w:t>)</w:t>
+              <w:t>values()</w:t>
             </w:r>
           </w:p>
         </w:tc>
@@ -1724,17 +1659,12 @@
           </w:tcPr>
           <w:p>
             <w:proofErr w:type="spellStart"/>
-            <w:proofErr w:type="gramStart"/>
             <w:r>
               <w:t>entrySet</w:t>
             </w:r>
             <w:proofErr w:type="spellEnd"/>
             <w:r>
-              <w:t>(</w:t>
-            </w:r>
-            <w:proofErr w:type="gramEnd"/>
-            <w:r>
-              <w:t>)</w:t>
+              <w:t>()</w:t>
             </w:r>
           </w:p>
         </w:tc>
@@ -1754,15 +1684,7 @@
             </w:r>
             <w:proofErr w:type="spellEnd"/>
             <w:r>
-              <w:t>&lt;</w:t>
-            </w:r>
-            <w:proofErr w:type="gramStart"/>
-            <w:r>
-              <w:t>K,V</w:t>
-            </w:r>
-            <w:proofErr w:type="gramEnd"/>
-            <w:r>
-              <w:t>&gt;&gt;</w:t>
+              <w:t>&lt;K,V&gt;&gt;</w:t>
             </w:r>
           </w:p>
         </w:tc>
@@ -1773,12 +1695,10 @@
         <w:t xml:space="preserve">Set&lt;Integer&gt; keys = </w:t>
       </w:r>
       <w:proofErr w:type="spellStart"/>
-      <w:proofErr w:type="gramStart"/>
       <w:r>
         <w:t>map.keySet</w:t>
       </w:r>
       <w:proofErr w:type="spellEnd"/>
-      <w:proofErr w:type="gramEnd"/>
       <w:r>
         <w:t>();</w:t>
       </w:r>
@@ -1788,12 +1708,10 @@
         <w:t xml:space="preserve">Collection&lt;String&gt; values = </w:t>
       </w:r>
       <w:proofErr w:type="spellStart"/>
-      <w:proofErr w:type="gramStart"/>
       <w:r>
         <w:t>map.values</w:t>
       </w:r>
       <w:proofErr w:type="spellEnd"/>
-      <w:proofErr w:type="gramEnd"/>
       <w:r>
         <w:t>();</w:t>
       </w:r>
@@ -2373,17 +2291,12 @@
         <w:t xml:space="preserve">Collection c = new </w:t>
       </w:r>
       <w:proofErr w:type="spellStart"/>
-      <w:proofErr w:type="gramStart"/>
       <w:r>
         <w:t>ArrayList</w:t>
       </w:r>
       <w:proofErr w:type="spellEnd"/>
       <w:r>
-        <w:t xml:space="preserve">();   </w:t>
-      </w:r>
-      <w:proofErr w:type="gramEnd"/>
-      <w:r>
-        <w:t>// without generics</w:t>
+        <w:t>();   // without generics</w:t>
       </w:r>
     </w:p>
     <w:p>
@@ -2496,15 +2409,7 @@
     </w:p>
     <w:p>
       <w:r>
-        <w:t xml:space="preserve">    public static void </w:t>
-      </w:r>
-      <w:proofErr w:type="gramStart"/>
-      <w:r>
-        <w:t>main(String[</w:t>
-      </w:r>
-      <w:proofErr w:type="gramEnd"/>
-      <w:r>
-        <w:t xml:space="preserve">] </w:t>
+        <w:t xml:space="preserve">    public static void main(String[] </w:t>
       </w:r>
       <w:proofErr w:type="spellStart"/>
       <w:r>
@@ -2520,17 +2425,12 @@
         <w:t xml:space="preserve">        Collection c = new </w:t>
       </w:r>
       <w:proofErr w:type="spellStart"/>
-      <w:proofErr w:type="gramStart"/>
       <w:r>
         <w:t>ArrayList</w:t>
       </w:r>
       <w:proofErr w:type="spellEnd"/>
       <w:r>
-        <w:t>(</w:t>
-      </w:r>
-      <w:proofErr w:type="gramEnd"/>
-      <w:r>
-        <w:t>);</w:t>
+        <w:t>();</w:t>
       </w:r>
     </w:p>
     <w:p>
@@ -2550,15 +2450,7 @@
       </w:r>
       <w:r>
         <w:tab/>
-        <w:t>// auto-</w:t>
-      </w:r>
-      <w:proofErr w:type="gramStart"/>
-      <w:r>
-        <w:t>boxing :</w:t>
-      </w:r>
-      <w:proofErr w:type="gramEnd"/>
-      <w:r>
-        <w:t xml:space="preserve"> converting primitive to objects. </w:t>
+        <w:t xml:space="preserve">// auto-boxing : converting primitive to objects. </w:t>
       </w:r>
     </w:p>
     <w:p>
@@ -2566,17 +2458,12 @@
         <w:t xml:space="preserve">        </w:t>
       </w:r>
       <w:proofErr w:type="spellStart"/>
-      <w:proofErr w:type="gramStart"/>
       <w:r>
         <w:t>c.add</w:t>
       </w:r>
       <w:proofErr w:type="spellEnd"/>
       <w:r>
-        <w:t>(</w:t>
-      </w:r>
-      <w:proofErr w:type="gramEnd"/>
-      <w:r>
-        <w:t>10);</w:t>
+        <w:t>(10);</w:t>
       </w:r>
     </w:p>
     <w:p>
@@ -2584,17 +2471,12 @@
         <w:t xml:space="preserve">        </w:t>
       </w:r>
       <w:proofErr w:type="spellStart"/>
-      <w:proofErr w:type="gramStart"/>
       <w:r>
         <w:t>c.add</w:t>
       </w:r>
       <w:proofErr w:type="spellEnd"/>
       <w:r>
-        <w:t>(</w:t>
-      </w:r>
-      <w:proofErr w:type="gramEnd"/>
-      <w:r>
-        <w:t>3.14);</w:t>
+        <w:t>(3.14);</w:t>
       </w:r>
     </w:p>
     <w:p>
@@ -2602,17 +2484,12 @@
         <w:t xml:space="preserve">        for (Object </w:t>
       </w:r>
       <w:proofErr w:type="spellStart"/>
-      <w:proofErr w:type="gramStart"/>
       <w:r>
         <w:t>obj</w:t>
       </w:r>
       <w:proofErr w:type="spellEnd"/>
       <w:r>
-        <w:t xml:space="preserve"> :</w:t>
-      </w:r>
-      <w:proofErr w:type="gramEnd"/>
-      <w:r>
-        <w:t xml:space="preserve"> c) {</w:t>
+        <w:t xml:space="preserve"> : c) {</w:t>
       </w:r>
     </w:p>
     <w:p>
@@ -2739,15 +2616,7 @@
     </w:p>
     <w:p>
       <w:r>
-        <w:t xml:space="preserve">    public static void </w:t>
-      </w:r>
-      <w:proofErr w:type="gramStart"/>
-      <w:r>
-        <w:t>main(String[</w:t>
-      </w:r>
-      <w:proofErr w:type="gramEnd"/>
-      <w:r>
-        <w:t xml:space="preserve">] </w:t>
+        <w:t xml:space="preserve">    public static void main(String[] </w:t>
       </w:r>
       <w:proofErr w:type="spellStart"/>
       <w:r>
@@ -2763,17 +2632,12 @@
         <w:t xml:space="preserve">        Collection c = new </w:t>
       </w:r>
       <w:proofErr w:type="spellStart"/>
-      <w:proofErr w:type="gramStart"/>
       <w:r>
         <w:t>ArrayList</w:t>
       </w:r>
       <w:proofErr w:type="spellEnd"/>
       <w:r>
-        <w:t>(</w:t>
-      </w:r>
-      <w:proofErr w:type="gramEnd"/>
-      <w:r>
-        <w:t>);</w:t>
+        <w:t>();</w:t>
       </w:r>
     </w:p>
     <w:p>
@@ -2781,17 +2645,12 @@
         <w:tab/>
       </w:r>
       <w:proofErr w:type="spellStart"/>
-      <w:proofErr w:type="gramStart"/>
       <w:r>
         <w:t>c.add</w:t>
       </w:r>
       <w:proofErr w:type="spellEnd"/>
       <w:r>
-        <w:t>(</w:t>
-      </w:r>
-      <w:proofErr w:type="gramEnd"/>
-      <w:r>
-        <w:t>100);</w:t>
+        <w:t>(100);</w:t>
       </w:r>
       <w:r>
         <w:t xml:space="preserve">       </w:t>
@@ -2828,17 +2687,12 @@
         <w:t xml:space="preserve">        for (Object </w:t>
       </w:r>
       <w:proofErr w:type="spellStart"/>
-      <w:proofErr w:type="gramStart"/>
       <w:r>
         <w:t>obj</w:t>
       </w:r>
       <w:proofErr w:type="spellEnd"/>
       <w:r>
-        <w:t xml:space="preserve"> :</w:t>
-      </w:r>
-      <w:proofErr w:type="gramEnd"/>
-      <w:r>
-        <w:t xml:space="preserve"> c) {</w:t>
+        <w:t xml:space="preserve"> : c) {</w:t>
       </w:r>
     </w:p>
     <w:p>
@@ -2846,17 +2700,12 @@
         <w:t xml:space="preserve">            String s = (String) </w:t>
       </w:r>
       <w:proofErr w:type="spellStart"/>
-      <w:proofErr w:type="gramStart"/>
       <w:r>
         <w:t>obj</w:t>
       </w:r>
       <w:proofErr w:type="spellEnd"/>
       <w:r>
-        <w:t xml:space="preserve">;   </w:t>
-      </w:r>
-      <w:proofErr w:type="gramEnd"/>
-      <w:r>
-        <w:t>// runtime crash possible</w:t>
+        <w:t>;   // runtime crash possible</w:t>
       </w:r>
     </w:p>
     <w:p>
@@ -2910,13 +2759,8 @@
     </w:p>
     <w:p>
       <w:proofErr w:type="spellStart"/>
-      <w:proofErr w:type="gramStart"/>
-      <w:r>
-        <w:t>java.lang</w:t>
-      </w:r>
-      <w:proofErr w:type="gramEnd"/>
-      <w:r>
-        <w:t>.ClassCastException</w:t>
+      <w:r>
+        <w:t>java.lang.ClassCastException</w:t>
       </w:r>
       <w:proofErr w:type="spellEnd"/>
     </w:p>
@@ -3145,13 +2989,8 @@
       <w:r>
         <w:t>String</w:t>
       </w:r>
-      <w:proofErr w:type="gramStart"/>
-      <w:r>
-        <w:t>&gt;(</w:t>
-      </w:r>
-      <w:proofErr w:type="gramEnd"/>
-      <w:r>
-        <w:t>);</w:t>
+      <w:r>
+        <w:t>&gt;();</w:t>
       </w:r>
     </w:p>
     <w:p>
@@ -3175,13 +3014,8 @@
       <w:r>
         <w:t>Object</w:t>
       </w:r>
-      <w:proofErr w:type="gramStart"/>
-      <w:r>
-        <w:t>&gt;(</w:t>
-      </w:r>
-      <w:proofErr w:type="gramEnd"/>
-      <w:r>
-        <w:t>);</w:t>
+      <w:r>
+        <w:t>&gt;();</w:t>
       </w:r>
     </w:p>
     <w:p>
@@ -3254,15 +3088,7 @@
     </w:p>
     <w:p>
       <w:r>
-        <w:t xml:space="preserve">    public static void </w:t>
-      </w:r>
-      <w:proofErr w:type="gramStart"/>
-      <w:r>
-        <w:t>main(String[</w:t>
-      </w:r>
-      <w:proofErr w:type="gramEnd"/>
-      <w:r>
-        <w:t xml:space="preserve">] </w:t>
+        <w:t xml:space="preserve">    public static void main(String[] </w:t>
       </w:r>
       <w:proofErr w:type="spellStart"/>
       <w:r>
@@ -3284,15 +3110,7 @@
       </w:r>
       <w:proofErr w:type="spellEnd"/>
       <w:r>
-        <w:t>&lt;</w:t>
-      </w:r>
-      <w:proofErr w:type="gramStart"/>
-      <w:r>
-        <w:t>&gt;(</w:t>
-      </w:r>
-      <w:proofErr w:type="gramEnd"/>
-      <w:r>
-        <w:t>);</w:t>
+        <w:t>&lt;&gt;();</w:t>
       </w:r>
     </w:p>
     <w:p/>
@@ -3313,15 +3131,7 @@
       </w:r>
       <w:r>
         <w:tab/>
-        <w:t xml:space="preserve">// </w:t>
-      </w:r>
-      <w:proofErr w:type="gramStart"/>
-      <w:r>
-        <w:t>object :</w:t>
-      </w:r>
-      <w:proofErr w:type="gramEnd"/>
-      <w:r>
-        <w:t xml:space="preserve"> auto -boxing </w:t>
+        <w:t xml:space="preserve">// object : auto -boxing </w:t>
       </w:r>
     </w:p>
     <w:p>
@@ -3342,43 +3152,22 @@
         <w:t xml:space="preserve">        // </w:t>
       </w:r>
       <w:proofErr w:type="spellStart"/>
-      <w:proofErr w:type="gramStart"/>
       <w:r>
         <w:t>c.add</w:t>
       </w:r>
       <w:proofErr w:type="spellEnd"/>
       <w:r>
-        <w:t>(</w:t>
-      </w:r>
-      <w:proofErr w:type="gramEnd"/>
-      <w:r>
-        <w:t>100); Compile-time error</w:t>
+        <w:t>(100); Compile-time error</w:t>
       </w:r>
     </w:p>
     <w:p/>
     <w:p>
       <w:r>
-        <w:t xml:space="preserve">        for (String </w:t>
-      </w:r>
-      <w:proofErr w:type="gramStart"/>
-      <w:r>
-        <w:t>s :</w:t>
-      </w:r>
-      <w:proofErr w:type="gramEnd"/>
-      <w:r>
-        <w:t xml:space="preserve"> c) {</w:t>
+        <w:t xml:space="preserve">        for (String s : c) {</w:t>
       </w:r>
       <w:r>
         <w:tab/>
-        <w:t>// auto-</w:t>
-      </w:r>
-      <w:proofErr w:type="gramStart"/>
-      <w:r>
-        <w:t>unboxing :</w:t>
-      </w:r>
-      <w:proofErr w:type="gramEnd"/>
-      <w:r>
-        <w:t xml:space="preserve"> object to primitive </w:t>
+        <w:t xml:space="preserve">// auto-unboxing : object to primitive </w:t>
       </w:r>
     </w:p>
     <w:p>
@@ -3402,15 +3191,7 @@
     <w:p>
       <w:r>
         <w:tab/>
-        <w:t>Collection&lt;Integer&gt; c</w:t>
-      </w:r>
-      <w:proofErr w:type="gramStart"/>
-      <w:r>
-        <w:t>1  =</w:t>
-      </w:r>
-      <w:proofErr w:type="gramEnd"/>
-      <w:r>
-        <w:t xml:space="preserve"> new </w:t>
+        <w:t xml:space="preserve">Collection&lt;Integer&gt; c1  = new </w:t>
       </w:r>
       <w:proofErr w:type="spellStart"/>
       <w:r>
@@ -3418,15 +3199,7 @@
       </w:r>
       <w:proofErr w:type="spellEnd"/>
       <w:r>
-        <w:t>&lt;</w:t>
-      </w:r>
-      <w:proofErr w:type="gramStart"/>
-      <w:r>
-        <w:t>&gt;(</w:t>
-      </w:r>
-      <w:proofErr w:type="gramEnd"/>
-      <w:r>
-        <w:t>);</w:t>
+        <w:t>&lt;&gt;();</w:t>
       </w:r>
     </w:p>
     <w:p>
@@ -3442,60 +3215,23 @@
       </w:r>
       <w:r>
         <w:tab/>
-        <w:t>// auto-</w:t>
-      </w:r>
-      <w:proofErr w:type="gramStart"/>
-      <w:r>
-        <w:t>boxing :</w:t>
-      </w:r>
-      <w:proofErr w:type="gramEnd"/>
-      <w:r>
-        <w:t xml:space="preserve"> converting primitive to object. </w:t>
+        <w:t xml:space="preserve">// auto-boxing : converting primitive to object. </w:t>
       </w:r>
     </w:p>
     <w:p>
       <w:r>
         <w:tab/>
-        <w:t xml:space="preserve">int I = </w:t>
-      </w:r>
-      <w:proofErr w:type="gramStart"/>
-      <w:r>
-        <w:t>c1.get(</w:t>
-      </w:r>
-      <w:proofErr w:type="gramEnd"/>
-      <w:r>
-        <w:t>0);</w:t>
+        <w:t>int I = c1.get(0);</w:t>
       </w:r>
       <w:r>
         <w:tab/>
-        <w:t>// auto-</w:t>
-      </w:r>
-      <w:proofErr w:type="gramStart"/>
-      <w:r>
-        <w:t>unboxing :</w:t>
-      </w:r>
-      <w:proofErr w:type="gramEnd"/>
-      <w:r>
-        <w:t xml:space="preserve"> converting object to primitive </w:t>
+        <w:t xml:space="preserve">// auto-unboxing : converting object to primitive </w:t>
       </w:r>
     </w:p>
     <w:p>
       <w:r>
         <w:tab/>
-      </w:r>
-      <w:r>
-        <w:t>Collection c</w:t>
-      </w:r>
-      <w:proofErr w:type="gramStart"/>
-      <w:r>
-        <w:t>2</w:t>
-      </w:r>
-      <w:r>
-        <w:t xml:space="preserve">  =</w:t>
-      </w:r>
-      <w:proofErr w:type="gramEnd"/>
-      <w:r>
-        <w:t xml:space="preserve"> new </w:t>
+        <w:t xml:space="preserve">Collection c2  = new </w:t>
       </w:r>
       <w:proofErr w:type="spellStart"/>
       <w:r>
@@ -3503,28 +3239,13 @@
       </w:r>
       <w:proofErr w:type="spellEnd"/>
       <w:r>
-        <w:t>&lt;</w:t>
-      </w:r>
-      <w:proofErr w:type="gramStart"/>
-      <w:r>
-        <w:t>&gt;(</w:t>
-      </w:r>
-      <w:proofErr w:type="gramEnd"/>
-      <w:r>
-        <w:t>);</w:t>
+        <w:t>&lt;&gt;();</w:t>
       </w:r>
     </w:p>
     <w:p>
       <w:r>
         <w:tab/>
-      </w:r>
-      <w:proofErr w:type="gramStart"/>
-      <w:r>
-        <w:t>C2.add(</w:t>
-      </w:r>
-      <w:proofErr w:type="gramEnd"/>
-      <w:r>
-        <w:t>10);</w:t>
+        <w:t>C2.add(10);</w:t>
       </w:r>
     </w:p>
     <w:p>
@@ -3538,15 +3259,7 @@
       </w:r>
       <w:proofErr w:type="spellEnd"/>
       <w:r>
-        <w:t xml:space="preserve"> = </w:t>
-      </w:r>
-      <w:proofErr w:type="gramStart"/>
-      <w:r>
-        <w:t>c2.get(</w:t>
-      </w:r>
-      <w:proofErr w:type="gramEnd"/>
-      <w:r>
-        <w:t>0);</w:t>
+        <w:t xml:space="preserve"> = c2.get(0);</w:t>
       </w:r>
     </w:p>
     <w:p>
@@ -3569,12 +3282,10 @@
         <w:t xml:space="preserve">Int I = </w:t>
       </w:r>
       <w:proofErr w:type="spellStart"/>
-      <w:proofErr w:type="gramStart"/>
       <w:r>
         <w:t>i.intValue</w:t>
       </w:r>
       <w:proofErr w:type="spellEnd"/>
-      <w:proofErr w:type="gramEnd"/>
       <w:r>
         <w:t>();</w:t>
       </w:r>
@@ -3681,22 +3392,12 @@
         <w:t xml:space="preserve">String s = </w:t>
       </w:r>
       <w:proofErr w:type="spellStart"/>
-      <w:proofErr w:type="gramStart"/>
       <w:r>
         <w:t>c.iterator</w:t>
       </w:r>
       <w:proofErr w:type="spellEnd"/>
-      <w:proofErr w:type="gramEnd"/>
-      <w:r>
-        <w:t>(</w:t>
-      </w:r>
-      <w:proofErr w:type="gramStart"/>
-      <w:r>
-        <w:t>).next</w:t>
-      </w:r>
-      <w:proofErr w:type="gramEnd"/>
-      <w:r>
-        <w:t>(); // safe</w:t>
+      <w:r>
+        <w:t>().next(); // safe</w:t>
       </w:r>
     </w:p>
     <w:p>
@@ -4179,17 +3880,12 @@
         <w:t xml:space="preserve">Collection users = new </w:t>
       </w:r>
       <w:proofErr w:type="spellStart"/>
-      <w:proofErr w:type="gramStart"/>
       <w:r>
         <w:t>ArrayList</w:t>
       </w:r>
       <w:proofErr w:type="spellEnd"/>
       <w:r>
-        <w:t>(</w:t>
-      </w:r>
-      <w:proofErr w:type="gramEnd"/>
-      <w:r>
-        <w:t>);</w:t>
+        <w:t>();</w:t>
       </w:r>
     </w:p>
     <w:p>
@@ -4204,25 +3900,12 @@
     </w:p>
     <w:p>
       <w:proofErr w:type="spellStart"/>
-      <w:proofErr w:type="gramStart"/>
       <w:r>
         <w:t>users.add</w:t>
       </w:r>
       <w:proofErr w:type="spellEnd"/>
       <w:r>
-        <w:t>(</w:t>
-      </w:r>
-      <w:proofErr w:type="gramEnd"/>
-      <w:r>
-        <w:t>101</w:t>
-      </w:r>
-      <w:proofErr w:type="gramStart"/>
-      <w:r>
-        <w:t>);  /</w:t>
-      </w:r>
-      <w:proofErr w:type="gramEnd"/>
-      <w:r>
-        <w:t>/ mistake</w:t>
+        <w:t>(101);  // mistake</w:t>
       </w:r>
     </w:p>
     <w:p>
@@ -4240,15 +3923,7 @@
       </w:r>
       <w:proofErr w:type="spellEnd"/>
       <w:r>
-        <w:t>&lt;</w:t>
-      </w:r>
-      <w:proofErr w:type="gramStart"/>
-      <w:r>
-        <w:t>&gt;(</w:t>
-      </w:r>
-      <w:proofErr w:type="gramEnd"/>
-      <w:r>
-        <w:t>);</w:t>
+        <w:t>&lt;&gt;();</w:t>
       </w:r>
     </w:p>
     <w:p>
@@ -4266,17 +3941,12 @@
         <w:t xml:space="preserve">// </w:t>
       </w:r>
       <w:proofErr w:type="spellStart"/>
-      <w:proofErr w:type="gramStart"/>
       <w:r>
         <w:t>users.add</w:t>
       </w:r>
       <w:proofErr w:type="spellEnd"/>
       <w:r>
-        <w:t>(</w:t>
-      </w:r>
-      <w:proofErr w:type="gramEnd"/>
-      <w:r>
-        <w:t>101); compile-time error</w:t>
+        <w:t>(101); compile-time error</w:t>
       </w:r>
     </w:p>
     <w:p>
@@ -5167,13 +4837,8 @@
             <w:hideMark/>
           </w:tcPr>
           <w:p>
-            <w:proofErr w:type="gramStart"/>
             <w:r>
-              <w:t>O(</w:t>
-            </w:r>
-            <w:proofErr w:type="gramEnd"/>
-            <w:r>
-              <w:t>1)</w:t>
+              <w:t>O(1)</w:t>
             </w:r>
           </w:p>
         </w:tc>
@@ -5202,13 +4867,8 @@
             <w:hideMark/>
           </w:tcPr>
           <w:p>
-            <w:proofErr w:type="gramStart"/>
             <w:r>
-              <w:t>O(</w:t>
-            </w:r>
-            <w:proofErr w:type="gramEnd"/>
-            <w:r>
-              <w:t>1)</w:t>
+              <w:t>O(1)</w:t>
             </w:r>
           </w:p>
         </w:tc>
@@ -5299,15 +4959,7 @@
     </w:p>
     <w:p>
       <w:r>
-        <w:t xml:space="preserve">    public static void </w:t>
-      </w:r>
-      <w:proofErr w:type="gramStart"/>
-      <w:r>
-        <w:t>main(String[</w:t>
-      </w:r>
-      <w:proofErr w:type="gramEnd"/>
-      <w:r>
-        <w:t xml:space="preserve">] </w:t>
+        <w:t xml:space="preserve">    public static void main(String[] </w:t>
       </w:r>
       <w:proofErr w:type="spellStart"/>
       <w:r>
@@ -5328,15 +4980,7 @@
       </w:r>
       <w:proofErr w:type="spellEnd"/>
       <w:r>
-        <w:t>&lt;</w:t>
-      </w:r>
-      <w:proofErr w:type="gramStart"/>
-      <w:r>
-        <w:t>&gt;(</w:t>
-      </w:r>
-      <w:proofErr w:type="gramEnd"/>
-      <w:r>
-        <w:t>);</w:t>
+        <w:t>&lt;&gt;();</w:t>
       </w:r>
     </w:p>
     <w:p>
@@ -5404,17 +5048,12 @@
         <w:t>(</w:t>
       </w:r>
       <w:proofErr w:type="spellStart"/>
-      <w:proofErr w:type="gramStart"/>
       <w:r>
         <w:t>students.get</w:t>
       </w:r>
       <w:proofErr w:type="spellEnd"/>
       <w:r>
-        <w:t>(</w:t>
-      </w:r>
-      <w:proofErr w:type="gramEnd"/>
-      <w:r>
-        <w:t>1));</w:t>
+        <w:t>(1));</w:t>
       </w:r>
     </w:p>
     <w:p>
@@ -5471,15 +5110,7 @@
     <w:p/>
     <w:p>
       <w:r>
-        <w:t xml:space="preserve">    </w:t>
-      </w:r>
-      <w:proofErr w:type="gramStart"/>
-      <w:r>
-        <w:t>Product(</w:t>
-      </w:r>
-      <w:proofErr w:type="gramEnd"/>
-      <w:r>
-        <w:t>int id, String name) {</w:t>
+        <w:t xml:space="preserve">    Product(int id, String name) {</w:t>
       </w:r>
     </w:p>
     <w:p>
@@ -5518,15 +5149,7 @@
     </w:p>
     <w:p>
       <w:r>
-        <w:t xml:space="preserve">    public static void </w:t>
-      </w:r>
-      <w:proofErr w:type="gramStart"/>
-      <w:r>
-        <w:t>main(String[</w:t>
-      </w:r>
-      <w:proofErr w:type="gramEnd"/>
-      <w:r>
-        <w:t xml:space="preserve">] </w:t>
+        <w:t xml:space="preserve">    public static void main(String[] </w:t>
       </w:r>
       <w:proofErr w:type="spellStart"/>
       <w:r>
@@ -5547,15 +5170,7 @@
       </w:r>
       <w:proofErr w:type="spellEnd"/>
       <w:r>
-        <w:t>&lt;</w:t>
-      </w:r>
-      <w:proofErr w:type="gramStart"/>
-      <w:r>
-        <w:t>&gt;(</w:t>
-      </w:r>
-      <w:proofErr w:type="gramEnd"/>
-      <w:r>
-        <w:t>);</w:t>
+        <w:t>&lt;&gt;();</w:t>
       </w:r>
     </w:p>
     <w:p>
@@ -5563,25 +5178,12 @@
         <w:t xml:space="preserve">        </w:t>
       </w:r>
       <w:proofErr w:type="spellStart"/>
-      <w:proofErr w:type="gramStart"/>
       <w:r>
         <w:t>products.add</w:t>
       </w:r>
       <w:proofErr w:type="spellEnd"/>
       <w:r>
-        <w:t>(</w:t>
-      </w:r>
-      <w:proofErr w:type="gramEnd"/>
-      <w:r>
-        <w:t xml:space="preserve">new </w:t>
-      </w:r>
-      <w:proofErr w:type="gramStart"/>
-      <w:r>
-        <w:t>Product(</w:t>
-      </w:r>
-      <w:proofErr w:type="gramEnd"/>
-      <w:r>
-        <w:t>101, "Laptop"));</w:t>
+        <w:t>(new Product(101, "Laptop"));</w:t>
       </w:r>
     </w:p>
     <w:p>
@@ -5589,38 +5191,17 @@
         <w:t xml:space="preserve">        </w:t>
       </w:r>
       <w:proofErr w:type="spellStart"/>
-      <w:proofErr w:type="gramStart"/>
       <w:r>
         <w:t>products.add</w:t>
       </w:r>
       <w:proofErr w:type="spellEnd"/>
       <w:r>
-        <w:t>(</w:t>
-      </w:r>
-      <w:proofErr w:type="gramEnd"/>
-      <w:r>
-        <w:t xml:space="preserve">new </w:t>
-      </w:r>
-      <w:proofErr w:type="gramStart"/>
-      <w:r>
-        <w:t>Product(</w:t>
-      </w:r>
-      <w:proofErr w:type="gramEnd"/>
-      <w:r>
-        <w:t>102, "Mobile"));</w:t>
-      </w:r>
-    </w:p>
-    <w:p>
-      <w:r>
-        <w:t xml:space="preserve">        for (Product </w:t>
-      </w:r>
-      <w:proofErr w:type="gramStart"/>
-      <w:r>
-        <w:t>p :</w:t>
-      </w:r>
-      <w:proofErr w:type="gramEnd"/>
-      <w:r>
-        <w:t xml:space="preserve"> products) {</w:t>
+        <w:t>(new Product(102, "Mobile"));</w:t>
+      </w:r>
+    </w:p>
+    <w:p>
+      <w:r>
+        <w:t xml:space="preserve">        for (Product p : products) {</w:t>
       </w:r>
     </w:p>
     <w:p>
@@ -5692,15 +5273,7 @@
     </w:p>
     <w:p>
       <w:r>
-        <w:t xml:space="preserve">    public static void </w:t>
-      </w:r>
-      <w:proofErr w:type="gramStart"/>
-      <w:r>
-        <w:t>main(String[</w:t>
-      </w:r>
-      <w:proofErr w:type="gramEnd"/>
-      <w:r>
-        <w:t xml:space="preserve">] </w:t>
+        <w:t xml:space="preserve">    public static void main(String[] </w:t>
       </w:r>
       <w:proofErr w:type="spellStart"/>
       <w:r>
@@ -5721,69 +5294,61 @@
       </w:r>
       <w:proofErr w:type="spellEnd"/>
       <w:r>
-        <w:t>&lt;</w:t>
-      </w:r>
-      <w:proofErr w:type="gramStart"/>
-      <w:r>
-        <w:t>&gt;(</w:t>
-      </w:r>
-      <w:proofErr w:type="gramEnd"/>
+        <w:t>&lt;&gt;();</w:t>
+      </w:r>
+    </w:p>
+    <w:p>
+      <w:r>
+        <w:t xml:space="preserve">        for (int </w:t>
+      </w:r>
+      <w:proofErr w:type="spellStart"/>
+      <w:r>
+        <w:t>i</w:t>
+      </w:r>
+      <w:proofErr w:type="spellEnd"/>
+      <w:r>
+        <w:t xml:space="preserve"> = 0; </w:t>
+      </w:r>
+      <w:proofErr w:type="spellStart"/>
+      <w:r>
+        <w:t>i</w:t>
+      </w:r>
+      <w:proofErr w:type="spellEnd"/>
+      <w:r>
+        <w:t xml:space="preserve"> &lt; 1_000_000; </w:t>
+      </w:r>
+      <w:proofErr w:type="spellStart"/>
+      <w:r>
+        <w:t>i</w:t>
+      </w:r>
+      <w:proofErr w:type="spellEnd"/>
+      <w:r>
+        <w:t>++) {</w:t>
+      </w:r>
+    </w:p>
+    <w:p>
+      <w:r>
+        <w:t xml:space="preserve">            </w:t>
+      </w:r>
+      <w:proofErr w:type="spellStart"/>
+      <w:r>
+        <w:t>list.add</w:t>
+      </w:r>
+      <w:proofErr w:type="spellEnd"/>
+      <w:r>
+        <w:t>(</w:t>
+      </w:r>
+      <w:proofErr w:type="spellStart"/>
+      <w:r>
+        <w:t>i</w:t>
+      </w:r>
+      <w:proofErr w:type="spellEnd"/>
       <w:r>
         <w:t>);</w:t>
       </w:r>
     </w:p>
     <w:p>
       <w:r>
-        <w:t xml:space="preserve">        for (int </w:t>
-      </w:r>
-      <w:proofErr w:type="spellStart"/>
-      <w:r>
-        <w:t>i</w:t>
-      </w:r>
-      <w:proofErr w:type="spellEnd"/>
-      <w:r>
-        <w:t xml:space="preserve"> = 0; </w:t>
-      </w:r>
-      <w:proofErr w:type="spellStart"/>
-      <w:r>
-        <w:t>i</w:t>
-      </w:r>
-      <w:proofErr w:type="spellEnd"/>
-      <w:r>
-        <w:t xml:space="preserve"> &lt; 1_000_000; </w:t>
-      </w:r>
-      <w:proofErr w:type="spellStart"/>
-      <w:r>
-        <w:t>i</w:t>
-      </w:r>
-      <w:proofErr w:type="spellEnd"/>
-      <w:r>
-        <w:t>++) {</w:t>
-      </w:r>
-    </w:p>
-    <w:p>
-      <w:r>
-        <w:t xml:space="preserve">            </w:t>
-      </w:r>
-      <w:proofErr w:type="spellStart"/>
-      <w:r>
-        <w:t>list.add</w:t>
-      </w:r>
-      <w:proofErr w:type="spellEnd"/>
-      <w:r>
-        <w:t>(</w:t>
-      </w:r>
-      <w:proofErr w:type="spellStart"/>
-      <w:r>
-        <w:t>i</w:t>
-      </w:r>
-      <w:proofErr w:type="spellEnd"/>
-      <w:r>
-        <w:t>);</w:t>
-      </w:r>
-    </w:p>
-    <w:p>
-      <w:r>
         <w:t xml:space="preserve">        }</w:t>
       </w:r>
     </w:p>
@@ -5805,17 +5370,12 @@
         <w:t xml:space="preserve">        </w:t>
       </w:r>
       <w:proofErr w:type="spellStart"/>
-      <w:proofErr w:type="gramStart"/>
       <w:r>
         <w:t>list.get</w:t>
       </w:r>
       <w:proofErr w:type="spellEnd"/>
       <w:r>
-        <w:t>(</w:t>
-      </w:r>
-      <w:proofErr w:type="gramEnd"/>
-      <w:r>
-        <w:t>500_000);</w:t>
+        <w:t>(500_000);</w:t>
       </w:r>
     </w:p>
     <w:p>
@@ -6097,13 +5657,8 @@
             <w:hideMark/>
           </w:tcPr>
           <w:p>
-            <w:proofErr w:type="gramStart"/>
             <w:r>
-              <w:t>O(</w:t>
-            </w:r>
-            <w:proofErr w:type="gramEnd"/>
-            <w:r>
-              <w:t>1)</w:t>
+              <w:t>O(1)</w:t>
             </w:r>
           </w:p>
         </w:tc>
@@ -6171,15 +5726,7 @@
     </w:p>
     <w:p>
       <w:r>
-        <w:t xml:space="preserve">    public static void </w:t>
-      </w:r>
-      <w:proofErr w:type="gramStart"/>
-      <w:r>
-        <w:t>main(String[</w:t>
-      </w:r>
-      <w:proofErr w:type="gramEnd"/>
-      <w:r>
-        <w:t xml:space="preserve">] </w:t>
+        <w:t xml:space="preserve">    public static void main(String[] </w:t>
       </w:r>
       <w:proofErr w:type="spellStart"/>
       <w:r>
@@ -6192,15 +5739,7 @@
     </w:p>
     <w:p>
       <w:r>
-        <w:t xml:space="preserve">        List&lt;String&gt; queue = new LinkedList&lt;</w:t>
-      </w:r>
-      <w:proofErr w:type="gramStart"/>
-      <w:r>
-        <w:t>&gt;(</w:t>
-      </w:r>
-      <w:proofErr w:type="gramEnd"/>
-      <w:r>
-        <w:t>);</w:t>
+        <w:t xml:space="preserve">        List&lt;String&gt; queue = new LinkedList&lt;&gt;();</w:t>
       </w:r>
     </w:p>
     <w:p>
@@ -6234,17 +5773,12 @@
         <w:t xml:space="preserve">        </w:t>
       </w:r>
       <w:proofErr w:type="spellStart"/>
-      <w:proofErr w:type="gramStart"/>
       <w:r>
         <w:t>queue.add</w:t>
       </w:r>
       <w:proofErr w:type="spellEnd"/>
       <w:r>
-        <w:t>(</w:t>
-      </w:r>
-      <w:proofErr w:type="gramEnd"/>
-      <w:r>
-        <w:t>1, "VIP");</w:t>
+        <w:t>(1, "VIP");</w:t>
       </w:r>
     </w:p>
     <w:p/>
@@ -6321,15 +5855,7 @@
     </w:p>
     <w:p>
       <w:r>
-        <w:t xml:space="preserve">    public static void </w:t>
-      </w:r>
-      <w:proofErr w:type="gramStart"/>
-      <w:r>
-        <w:t>main(String[</w:t>
-      </w:r>
-      <w:proofErr w:type="gramEnd"/>
-      <w:r>
-        <w:t xml:space="preserve">] </w:t>
+        <w:t xml:space="preserve">    public static void main(String[] </w:t>
       </w:r>
       <w:proofErr w:type="spellStart"/>
       <w:r>
@@ -6342,15 +5868,7 @@
     </w:p>
     <w:p>
       <w:r>
-        <w:t xml:space="preserve">        LinkedList&lt;String&gt; playlist = new LinkedList&lt;</w:t>
-      </w:r>
-      <w:proofErr w:type="gramStart"/>
-      <w:r>
-        <w:t>&gt;(</w:t>
-      </w:r>
-      <w:proofErr w:type="gramEnd"/>
-      <w:r>
-        <w:t>);</w:t>
+        <w:t xml:space="preserve">        LinkedList&lt;String&gt; playlist = new LinkedList&lt;&gt;();</w:t>
       </w:r>
     </w:p>
     <w:p>
@@ -6358,17 +5876,12 @@
         <w:t xml:space="preserve">        </w:t>
       </w:r>
       <w:proofErr w:type="spellStart"/>
-      <w:proofErr w:type="gramStart"/>
       <w:r>
         <w:t>playlist.add</w:t>
       </w:r>
       <w:proofErr w:type="spellEnd"/>
       <w:r>
-        <w:t>(</w:t>
-      </w:r>
-      <w:proofErr w:type="gramEnd"/>
-      <w:r>
-        <w:t>"Song A");</w:t>
+        <w:t>("Song A");</w:t>
       </w:r>
     </w:p>
     <w:p>
@@ -6376,17 +5889,12 @@
         <w:t xml:space="preserve">        </w:t>
       </w:r>
       <w:proofErr w:type="spellStart"/>
-      <w:proofErr w:type="gramStart"/>
       <w:r>
         <w:t>playlist.add</w:t>
       </w:r>
       <w:proofErr w:type="spellEnd"/>
       <w:r>
-        <w:t>(</w:t>
-      </w:r>
-      <w:proofErr w:type="gramEnd"/>
-      <w:r>
-        <w:t>"Song B");</w:t>
+        <w:t>("Song B");</w:t>
       </w:r>
     </w:p>
     <w:p>
@@ -6394,12 +5902,10 @@
         <w:t xml:space="preserve">        </w:t>
       </w:r>
       <w:proofErr w:type="spellStart"/>
-      <w:proofErr w:type="gramStart"/>
       <w:r>
         <w:t>playlist.addFirst</w:t>
       </w:r>
       <w:proofErr w:type="spellEnd"/>
-      <w:proofErr w:type="gramEnd"/>
       <w:r>
         <w:t>("Intro");</w:t>
       </w:r>
@@ -6409,12 +5915,10 @@
         <w:t xml:space="preserve">        </w:t>
       </w:r>
       <w:proofErr w:type="spellStart"/>
-      <w:proofErr w:type="gramStart"/>
       <w:r>
         <w:t>playlist.addLast</w:t>
       </w:r>
       <w:proofErr w:type="spellEnd"/>
-      <w:proofErr w:type="gramEnd"/>
       <w:r>
         <w:t>("Outro");</w:t>
       </w:r>
@@ -6493,15 +5997,7 @@
     </w:p>
     <w:p>
       <w:r>
-        <w:t xml:space="preserve">    public static void </w:t>
-      </w:r>
-      <w:proofErr w:type="gramStart"/>
-      <w:r>
-        <w:t>main(String[</w:t>
-      </w:r>
-      <w:proofErr w:type="gramEnd"/>
-      <w:r>
-        <w:t xml:space="preserve">] </w:t>
+        <w:t xml:space="preserve">    public static void main(String[] </w:t>
       </w:r>
       <w:proofErr w:type="spellStart"/>
       <w:r>
@@ -6514,15 +6010,7 @@
     </w:p>
     <w:p>
       <w:r>
-        <w:t xml:space="preserve">        LinkedList&lt;String&gt; actions = new LinkedList&lt;</w:t>
-      </w:r>
-      <w:proofErr w:type="gramStart"/>
-      <w:r>
-        <w:t>&gt;(</w:t>
-      </w:r>
-      <w:proofErr w:type="gramEnd"/>
-      <w:r>
-        <w:t>);</w:t>
+        <w:t xml:space="preserve">        LinkedList&lt;String&gt; actions = new LinkedList&lt;&gt;();</w:t>
       </w:r>
     </w:p>
     <w:p>
@@ -6530,12 +6018,10 @@
         <w:t xml:space="preserve">        </w:t>
       </w:r>
       <w:proofErr w:type="spellStart"/>
-      <w:proofErr w:type="gramStart"/>
       <w:r>
         <w:t>actions.push</w:t>
       </w:r>
       <w:proofErr w:type="spellEnd"/>
-      <w:proofErr w:type="gramEnd"/>
       <w:r>
         <w:t>("Typed A");</w:t>
       </w:r>
@@ -6545,12 +6031,10 @@
         <w:t xml:space="preserve">        </w:t>
       </w:r>
       <w:proofErr w:type="spellStart"/>
-      <w:proofErr w:type="gramStart"/>
       <w:r>
         <w:t>actions.push</w:t>
       </w:r>
       <w:proofErr w:type="spellEnd"/>
-      <w:proofErr w:type="gramEnd"/>
       <w:r>
         <w:t>("Typed B");</w:t>
       </w:r>
@@ -6560,12 +6044,10 @@
         <w:t xml:space="preserve">        </w:t>
       </w:r>
       <w:proofErr w:type="spellStart"/>
-      <w:proofErr w:type="gramStart"/>
       <w:r>
         <w:t>actions.push</w:t>
       </w:r>
       <w:proofErr w:type="spellEnd"/>
-      <w:proofErr w:type="gramEnd"/>
       <w:r>
         <w:t>("Deleted B");</w:t>
       </w:r>
@@ -6583,17 +6065,12 @@
         <w:t xml:space="preserve">("Undo: " + </w:t>
       </w:r>
       <w:proofErr w:type="spellStart"/>
-      <w:proofErr w:type="gramStart"/>
       <w:r>
         <w:t>actions.pop</w:t>
       </w:r>
       <w:proofErr w:type="spellEnd"/>
       <w:r>
-        <w:t>(</w:t>
-      </w:r>
-      <w:proofErr w:type="gramEnd"/>
-      <w:r>
-        <w:t>));</w:t>
+        <w:t>());</w:t>
       </w:r>
     </w:p>
     <w:p>
@@ -6801,15 +6278,7 @@
     </w:p>
     <w:p>
       <w:r>
-        <w:t xml:space="preserve">    public static void </w:t>
-      </w:r>
-      <w:proofErr w:type="gramStart"/>
-      <w:r>
-        <w:t>main(String[</w:t>
-      </w:r>
-      <w:proofErr w:type="gramEnd"/>
-      <w:r>
-        <w:t xml:space="preserve">] </w:t>
+        <w:t xml:space="preserve">    public static void main(String[] </w:t>
       </w:r>
       <w:proofErr w:type="spellStart"/>
       <w:r>
@@ -6822,15 +6291,7 @@
     </w:p>
     <w:p>
       <w:r>
-        <w:t xml:space="preserve">        Vector&lt;String&gt; v = new Vector&lt;</w:t>
-      </w:r>
-      <w:proofErr w:type="gramStart"/>
-      <w:r>
-        <w:t>&gt;(</w:t>
-      </w:r>
-      <w:proofErr w:type="gramEnd"/>
-      <w:r>
-        <w:t>);</w:t>
+        <w:t xml:space="preserve">        Vector&lt;String&gt; v = new Vector&lt;&gt;();</w:t>
       </w:r>
     </w:p>
     <w:p>
@@ -6924,15 +6385,7 @@
     </w:p>
     <w:p>
       <w:r>
-        <w:t xml:space="preserve">    public static void </w:t>
-      </w:r>
-      <w:proofErr w:type="gramStart"/>
-      <w:r>
-        <w:t>main(String[</w:t>
-      </w:r>
-      <w:proofErr w:type="gramEnd"/>
-      <w:r>
-        <w:t xml:space="preserve">] </w:t>
+        <w:t xml:space="preserve">    public static void main(String[] </w:t>
       </w:r>
       <w:proofErr w:type="spellStart"/>
       <w:r>
@@ -6945,28 +6398,67 @@
     </w:p>
     <w:p>
       <w:r>
-        <w:t xml:space="preserve">        Vector&lt;Integer&gt; v = new Vector&lt;</w:t>
-      </w:r>
-      <w:proofErr w:type="gramStart"/>
-      <w:r>
-        <w:t>&gt;(</w:t>
-      </w:r>
-      <w:proofErr w:type="gramEnd"/>
+        <w:t xml:space="preserve">        Vector&lt;Integer&gt; v = new Vector&lt;&gt;();</w:t>
+      </w:r>
+    </w:p>
+    <w:p>
+      <w:r>
+        <w:t xml:space="preserve">        Thread t1 = new Thread(() -&gt; {</w:t>
+      </w:r>
+    </w:p>
+    <w:p>
+      <w:r>
+        <w:t xml:space="preserve">            for (int </w:t>
+      </w:r>
+      <w:proofErr w:type="spellStart"/>
+      <w:r>
+        <w:t>i</w:t>
+      </w:r>
+      <w:proofErr w:type="spellEnd"/>
+      <w:r>
+        <w:t xml:space="preserve"> = 0; </w:t>
+      </w:r>
+      <w:proofErr w:type="spellStart"/>
+      <w:r>
+        <w:t>i</w:t>
+      </w:r>
+      <w:proofErr w:type="spellEnd"/>
+      <w:r>
+        <w:t xml:space="preserve"> &lt; 1000; </w:t>
+      </w:r>
+      <w:proofErr w:type="spellStart"/>
+      <w:r>
+        <w:t>i</w:t>
+      </w:r>
+      <w:proofErr w:type="spellEnd"/>
+      <w:r>
+        <w:t xml:space="preserve">++) </w:t>
+      </w:r>
+      <w:proofErr w:type="spellStart"/>
+      <w:r>
+        <w:t>v.add</w:t>
+      </w:r>
+      <w:proofErr w:type="spellEnd"/>
+      <w:r>
+        <w:t>(</w:t>
+      </w:r>
+      <w:proofErr w:type="spellStart"/>
+      <w:r>
+        <w:t>i</w:t>
+      </w:r>
+      <w:proofErr w:type="spellEnd"/>
       <w:r>
         <w:t>);</w:t>
       </w:r>
     </w:p>
     <w:p>
       <w:r>
-        <w:t xml:space="preserve">        Thread t1 = new </w:t>
-      </w:r>
-      <w:proofErr w:type="gramStart"/>
-      <w:r>
-        <w:t>Thread(</w:t>
-      </w:r>
-      <w:proofErr w:type="gramEnd"/>
-      <w:r>
-        <w:t>() -&gt; {</w:t>
+        <w:t xml:space="preserve">        });</w:t>
+      </w:r>
+    </w:p>
+    <w:p>
+      <w:r>
+        <w:t xml:space="preserve">        Thread t2 = new Thread(() -&gt; {</w:t>
       </w:r>
     </w:p>
     <w:p>
@@ -6979,7 +6471,7 @@
       </w:r>
       <w:proofErr w:type="spellEnd"/>
       <w:r>
-        <w:t xml:space="preserve"> = 0; </w:t>
+        <w:t xml:space="preserve"> = 1000; </w:t>
       </w:r>
       <w:proofErr w:type="spellStart"/>
       <w:r>
@@ -6987,7 +6479,7 @@
       </w:r>
       <w:proofErr w:type="spellEnd"/>
       <w:r>
-        <w:t xml:space="preserve"> &lt; 1000; </w:t>
+        <w:t xml:space="preserve"> &lt; 2000; </w:t>
       </w:r>
       <w:proofErr w:type="spellStart"/>
       <w:r>
@@ -7021,91 +6513,12 @@
     </w:p>
     <w:p>
       <w:r>
-        <w:t xml:space="preserve">        Thread t2 = new </w:t>
-      </w:r>
-      <w:proofErr w:type="gramStart"/>
-      <w:r>
-        <w:t>Thread(</w:t>
-      </w:r>
-      <w:proofErr w:type="gramEnd"/>
-      <w:r>
-        <w:t>() -&gt; {</w:t>
-      </w:r>
-    </w:p>
-    <w:p>
-      <w:r>
-        <w:t xml:space="preserve">            for (int </w:t>
-      </w:r>
-      <w:proofErr w:type="spellStart"/>
-      <w:r>
-        <w:t>i</w:t>
-      </w:r>
-      <w:proofErr w:type="spellEnd"/>
-      <w:r>
-        <w:t xml:space="preserve"> = 1000; </w:t>
-      </w:r>
-      <w:proofErr w:type="spellStart"/>
-      <w:r>
-        <w:t>i</w:t>
-      </w:r>
-      <w:proofErr w:type="spellEnd"/>
-      <w:r>
-        <w:t xml:space="preserve"> &lt; 2000; </w:t>
-      </w:r>
-      <w:proofErr w:type="spellStart"/>
-      <w:r>
-        <w:t>i</w:t>
-      </w:r>
-      <w:proofErr w:type="spellEnd"/>
-      <w:r>
-        <w:t xml:space="preserve">++) </w:t>
-      </w:r>
-      <w:proofErr w:type="spellStart"/>
-      <w:r>
-        <w:t>v.add</w:t>
-      </w:r>
-      <w:proofErr w:type="spellEnd"/>
-      <w:r>
-        <w:t>(</w:t>
-      </w:r>
-      <w:proofErr w:type="spellStart"/>
-      <w:r>
-        <w:t>i</w:t>
-      </w:r>
-      <w:proofErr w:type="spellEnd"/>
-      <w:r>
-        <w:t>);</w:t>
-      </w:r>
-    </w:p>
-    <w:p>
-      <w:r>
-        <w:t xml:space="preserve">        });</w:t>
-      </w:r>
-    </w:p>
-    <w:p>
-      <w:r>
-        <w:t xml:space="preserve">        t</w:t>
-      </w:r>
-      <w:proofErr w:type="gramStart"/>
-      <w:r>
-        <w:t>1.start</w:t>
-      </w:r>
-      <w:proofErr w:type="gramEnd"/>
-      <w:r>
-        <w:t>();</w:t>
-      </w:r>
-    </w:p>
-    <w:p>
-      <w:r>
-        <w:t xml:space="preserve">        t</w:t>
-      </w:r>
-      <w:proofErr w:type="gramStart"/>
-      <w:r>
-        <w:t>2.start</w:t>
-      </w:r>
-      <w:proofErr w:type="gramEnd"/>
-      <w:r>
-        <w:t>();</w:t>
+        <w:t xml:space="preserve">        t1.start();</w:t>
+      </w:r>
+    </w:p>
+    <w:p>
+      <w:r>
+        <w:t xml:space="preserve">        t2.start();</w:t>
       </w:r>
     </w:p>
     <w:p>
@@ -7610,72 +7023,44 @@
         <w:rPr>
           <w:highlight w:val="yellow"/>
         </w:rPr>
-        <w:t>&lt;</w:t>
-      </w:r>
-      <w:proofErr w:type="gramStart"/>
+        <w:t>&lt;&gt;());</w:t>
+      </w:r>
+    </w:p>
+    <w:p/>
+    <w:p>
       <w:r>
         <w:rPr>
           <w:highlight w:val="yellow"/>
         </w:rPr>
-        <w:t>&gt;(</w:t>
-      </w:r>
-      <w:proofErr w:type="gramEnd"/>
+        <w:t xml:space="preserve">List&lt;Integer&gt; </w:t>
+      </w:r>
+      <w:proofErr w:type="spellStart"/>
       <w:r>
         <w:rPr>
           <w:highlight w:val="yellow"/>
         </w:rPr>
-        <w:t>));</w:t>
-      </w:r>
-    </w:p>
-    <w:p/>
-    <w:p>
+        <w:t>concurrentList</w:t>
+      </w:r>
+      <w:proofErr w:type="spellEnd"/>
       <w:r>
         <w:rPr>
           <w:highlight w:val="yellow"/>
         </w:rPr>
-        <w:t xml:space="preserve">List&lt;Integer&gt; </w:t>
+        <w:t xml:space="preserve"> =    new </w:t>
       </w:r>
       <w:proofErr w:type="spellStart"/>
       <w:r>
         <w:rPr>
           <w:highlight w:val="yellow"/>
         </w:rPr>
-        <w:t>concurrentList</w:t>
+        <w:t>CopyOnWriteArrayList</w:t>
       </w:r>
       <w:proofErr w:type="spellEnd"/>
       <w:r>
         <w:rPr>
           <w:highlight w:val="yellow"/>
         </w:rPr>
-        <w:t xml:space="preserve"> =    new </w:t>
-      </w:r>
-      <w:proofErr w:type="spellStart"/>
-      <w:r>
-        <w:rPr>
-          <w:highlight w:val="yellow"/>
-        </w:rPr>
-        <w:t>CopyOnWriteArrayList</w:t>
-      </w:r>
-      <w:proofErr w:type="spellEnd"/>
-      <w:r>
-        <w:rPr>
-          <w:highlight w:val="yellow"/>
-        </w:rPr>
-        <w:t>&lt;</w:t>
-      </w:r>
-      <w:proofErr w:type="gramStart"/>
-      <w:r>
-        <w:rPr>
-          <w:highlight w:val="yellow"/>
-        </w:rPr>
-        <w:t>&gt;(</w:t>
-      </w:r>
-      <w:proofErr w:type="gramEnd"/>
-      <w:r>
-        <w:rPr>
-          <w:highlight w:val="yellow"/>
-        </w:rPr>
-        <w:t>);</w:t>
+        <w:t>&lt;&gt;();</w:t>
       </w:r>
     </w:p>
     <w:p>
@@ -7770,23 +7155,7 @@
           <w:b/>
           <w:bCs/>
         </w:rPr>
-        <w:t xml:space="preserve">FIFO (First </w:t>
-      </w:r>
-      <w:proofErr w:type="gramStart"/>
-      <w:r>
-        <w:rPr>
-          <w:b/>
-          <w:bCs/>
-        </w:rPr>
-        <w:t>In</w:t>
-      </w:r>
-      <w:proofErr w:type="gramEnd"/>
-      <w:r>
-        <w:rPr>
-          <w:b/>
-          <w:bCs/>
-        </w:rPr>
-        <w:t xml:space="preserve"> First Out)</w:t>
+        <w:t>FIFO (First In First Out)</w:t>
       </w:r>
       <w:r>
         <w:t xml:space="preserve"> order.</w:t>
@@ -8001,13 +7370,8 @@
           <w:numId w:val="69"/>
         </w:numPr>
       </w:pPr>
-      <w:proofErr w:type="gramStart"/>
-      <w:r>
-        <w:t>add(</w:t>
-      </w:r>
-      <w:proofErr w:type="gramEnd"/>
-      <w:r>
-        <w:t>E e) → throws exception if fails</w:t>
+      <w:r>
+        <w:t>add(E e) → throws exception if fails</w:t>
       </w:r>
     </w:p>
     <w:p>
@@ -8017,13 +7381,8 @@
           <w:numId w:val="69"/>
         </w:numPr>
       </w:pPr>
-      <w:proofErr w:type="gramStart"/>
-      <w:r>
-        <w:t>offer(</w:t>
-      </w:r>
-      <w:proofErr w:type="gramEnd"/>
-      <w:r>
-        <w:t>E e) → returns false if fails</w:t>
+      <w:r>
+        <w:t>offer(E e) → returns false if fails</w:t>
       </w:r>
     </w:p>
     <w:p>
@@ -8048,13 +7407,8 @@
           <w:numId w:val="70"/>
         </w:numPr>
       </w:pPr>
-      <w:proofErr w:type="gramStart"/>
-      <w:r>
-        <w:t>remove(</w:t>
-      </w:r>
-      <w:proofErr w:type="gramEnd"/>
-      <w:r>
-        <w:t>) → throws exception if empty</w:t>
+      <w:r>
+        <w:t>remove() → throws exception if empty</w:t>
       </w:r>
     </w:p>
     <w:p>
@@ -8064,13 +7418,8 @@
           <w:numId w:val="70"/>
         </w:numPr>
       </w:pPr>
-      <w:proofErr w:type="gramStart"/>
-      <w:r>
-        <w:t>poll(</w:t>
-      </w:r>
-      <w:proofErr w:type="gramEnd"/>
-      <w:r>
-        <w:t>) → returns null if empty</w:t>
+      <w:r>
+        <w:t>poll() → returns null if empty</w:t>
       </w:r>
     </w:p>
     <w:p>
@@ -8095,13 +7444,8 @@
           <w:numId w:val="71"/>
         </w:numPr>
       </w:pPr>
-      <w:proofErr w:type="gramStart"/>
-      <w:r>
-        <w:t>element(</w:t>
-      </w:r>
-      <w:proofErr w:type="gramEnd"/>
-      <w:r>
-        <w:t>) → throws exception if empty</w:t>
+      <w:r>
+        <w:t>element() → throws exception if empty</w:t>
       </w:r>
     </w:p>
     <w:p>
@@ -8111,66 +7455,13 @@
           <w:numId w:val="71"/>
         </w:numPr>
       </w:pPr>
-      <w:proofErr w:type="gramStart"/>
-      <w:r>
-        <w:t>peek(</w:t>
-      </w:r>
-      <w:proofErr w:type="gramEnd"/>
-      <w:r>
-        <w:t>) → returns null if empty</w:t>
-      </w:r>
-    </w:p>
-    <w:p>
-      <w:r>
-        <w:t xml:space="preserve">Interview point: </w:t>
-      </w:r>
-      <w:proofErr w:type="gramStart"/>
-      <w:r>
-        <w:t>offer(</w:t>
-      </w:r>
-      <w:proofErr w:type="gramEnd"/>
-      <w:r>
-        <w:t xml:space="preserve">), </w:t>
-      </w:r>
-      <w:proofErr w:type="gramStart"/>
-      <w:r>
-        <w:t>poll(</w:t>
-      </w:r>
-      <w:proofErr w:type="gramEnd"/>
-      <w:r>
-        <w:t xml:space="preserve">), </w:t>
-      </w:r>
-      <w:proofErr w:type="gramStart"/>
-      <w:r>
-        <w:t>peek(</w:t>
-      </w:r>
-      <w:proofErr w:type="gramEnd"/>
-      <w:r>
-        <w:t xml:space="preserve">) are safer than </w:t>
-      </w:r>
-      <w:proofErr w:type="gramStart"/>
-      <w:r>
-        <w:t>add(</w:t>
-      </w:r>
-      <w:proofErr w:type="gramEnd"/>
-      <w:r>
-        <w:t xml:space="preserve">), </w:t>
-      </w:r>
-      <w:proofErr w:type="gramStart"/>
-      <w:r>
-        <w:t>remove(</w:t>
-      </w:r>
-      <w:proofErr w:type="gramEnd"/>
-      <w:r>
-        <w:t xml:space="preserve">), </w:t>
-      </w:r>
-      <w:proofErr w:type="gramStart"/>
-      <w:r>
-        <w:t>element(</w:t>
-      </w:r>
-      <w:proofErr w:type="gramEnd"/>
-      <w:r>
-        <w:t>).</w:t>
+      <w:r>
+        <w:t>peek() → returns null if empty</w:t>
+      </w:r>
+    </w:p>
+    <w:p>
+      <w:r>
+        <w:t>Interview point: offer(), poll(), peek() are safer than add(), remove(), element().</w:t>
       </w:r>
     </w:p>
     <w:p/>
@@ -8582,15 +7873,7 @@
         </w:numPr>
       </w:pPr>
       <w:r>
-        <w:t xml:space="preserve">add / offer → </w:t>
-      </w:r>
-      <w:proofErr w:type="gramStart"/>
-      <w:r>
-        <w:t>O(</w:t>
-      </w:r>
-      <w:proofErr w:type="gramEnd"/>
-      <w:r>
-        <w:t>1)</w:t>
+        <w:t>add / offer → O(1)</w:t>
       </w:r>
     </w:p>
     <w:p>
@@ -8601,15 +7884,7 @@
         </w:numPr>
       </w:pPr>
       <w:r>
-        <w:t xml:space="preserve">remove / poll → </w:t>
-      </w:r>
-      <w:proofErr w:type="gramStart"/>
-      <w:r>
-        <w:t>O(</w:t>
-      </w:r>
-      <w:proofErr w:type="gramEnd"/>
-      <w:r>
-        <w:t>1)</w:t>
+        <w:t>remove / poll → O(1)</w:t>
       </w:r>
     </w:p>
     <w:p>
@@ -8620,15 +7895,7 @@
         </w:numPr>
       </w:pPr>
       <w:r>
-        <w:t xml:space="preserve">peek → </w:t>
-      </w:r>
-      <w:proofErr w:type="gramStart"/>
-      <w:r>
-        <w:t>O(</w:t>
-      </w:r>
-      <w:proofErr w:type="gramEnd"/>
-      <w:r>
-        <w:t>1)</w:t>
+        <w:t>peek → O(1)</w:t>
       </w:r>
     </w:p>
     <w:p>
@@ -8722,15 +7989,7 @@
     </w:p>
     <w:p>
       <w:r>
-        <w:t xml:space="preserve">    public static void </w:t>
-      </w:r>
-      <w:proofErr w:type="gramStart"/>
-      <w:r>
-        <w:t>main(String[</w:t>
-      </w:r>
-      <w:proofErr w:type="gramEnd"/>
-      <w:r>
-        <w:t xml:space="preserve">] </w:t>
+        <w:t xml:space="preserve">    public static void main(String[] </w:t>
       </w:r>
       <w:proofErr w:type="spellStart"/>
       <w:r>
@@ -8743,15 +8002,7 @@
     </w:p>
     <w:p>
       <w:r>
-        <w:t xml:space="preserve">        Queue&lt;String&gt; queue = new LinkedList&lt;</w:t>
-      </w:r>
-      <w:proofErr w:type="gramStart"/>
-      <w:r>
-        <w:t>&gt;(</w:t>
-      </w:r>
-      <w:proofErr w:type="gramEnd"/>
-      <w:r>
-        <w:t>);</w:t>
+        <w:t xml:space="preserve">        Queue&lt;String&gt; queue = new LinkedList&lt;&gt;();</w:t>
       </w:r>
     </w:p>
     <w:p>
@@ -8759,12 +8010,10 @@
         <w:t xml:space="preserve">        </w:t>
       </w:r>
       <w:proofErr w:type="spellStart"/>
-      <w:proofErr w:type="gramStart"/>
       <w:r>
         <w:t>queue.offer</w:t>
       </w:r>
       <w:proofErr w:type="spellEnd"/>
-      <w:proofErr w:type="gramEnd"/>
       <w:r>
         <w:t>("Task1");</w:t>
       </w:r>
@@ -8775,12 +8024,10 @@
         <w:t xml:space="preserve">        </w:t>
       </w:r>
       <w:proofErr w:type="spellStart"/>
-      <w:proofErr w:type="gramStart"/>
       <w:r>
         <w:t>queue.offer</w:t>
       </w:r>
       <w:proofErr w:type="spellEnd"/>
-      <w:proofErr w:type="gramEnd"/>
       <w:r>
         <w:t>("Task2");</w:t>
       </w:r>
@@ -8790,12 +8037,10 @@
         <w:t xml:space="preserve">        </w:t>
       </w:r>
       <w:proofErr w:type="spellStart"/>
-      <w:proofErr w:type="gramStart"/>
       <w:r>
         <w:t>queue.offer</w:t>
       </w:r>
       <w:proofErr w:type="spellEnd"/>
-      <w:proofErr w:type="gramEnd"/>
       <w:r>
         <w:t>("Task3");</w:t>
       </w:r>
@@ -8813,12 +8058,10 @@
         <w:t>(</w:t>
       </w:r>
       <w:proofErr w:type="spellStart"/>
-      <w:proofErr w:type="gramStart"/>
       <w:r>
         <w:t>queue.poll</w:t>
       </w:r>
       <w:proofErr w:type="spellEnd"/>
-      <w:proofErr w:type="gramEnd"/>
       <w:r>
         <w:t>());</w:t>
       </w:r>
@@ -8947,15 +8190,7 @@
         </w:numPr>
       </w:pPr>
       <w:r>
-        <w:t xml:space="preserve">add / remove / peek → </w:t>
-      </w:r>
-      <w:proofErr w:type="gramStart"/>
-      <w:r>
-        <w:t>O(</w:t>
-      </w:r>
-      <w:proofErr w:type="gramEnd"/>
-      <w:r>
-        <w:t>1)</w:t>
+        <w:t>add / remove / peek → O(1)</w:t>
       </w:r>
     </w:p>
     <w:p>
@@ -9049,15 +8284,7 @@
     </w:p>
     <w:p>
       <w:r>
-        <w:t xml:space="preserve">    public static void </w:t>
-      </w:r>
-      <w:proofErr w:type="gramStart"/>
-      <w:r>
-        <w:t>main(String[</w:t>
-      </w:r>
-      <w:proofErr w:type="gramEnd"/>
-      <w:r>
-        <w:t xml:space="preserve">] </w:t>
+        <w:t xml:space="preserve">    public static void main(String[] </w:t>
       </w:r>
       <w:proofErr w:type="spellStart"/>
       <w:r>
@@ -9078,15 +8305,7 @@
       </w:r>
       <w:proofErr w:type="spellEnd"/>
       <w:r>
-        <w:t>&lt;</w:t>
-      </w:r>
-      <w:proofErr w:type="gramStart"/>
-      <w:r>
-        <w:t>&gt;(</w:t>
-      </w:r>
-      <w:proofErr w:type="gramEnd"/>
-      <w:r>
-        <w:t>);</w:t>
+        <w:t>&lt;&gt;();</w:t>
       </w:r>
     </w:p>
     <w:p>
@@ -9094,12 +8313,10 @@
         <w:t xml:space="preserve">        </w:t>
       </w:r>
       <w:proofErr w:type="spellStart"/>
-      <w:proofErr w:type="gramStart"/>
       <w:r>
         <w:t>queue.offer</w:t>
       </w:r>
       <w:proofErr w:type="spellEnd"/>
-      <w:proofErr w:type="gramEnd"/>
       <w:r>
         <w:t>(10);</w:t>
       </w:r>
@@ -9109,12 +8326,10 @@
         <w:t xml:space="preserve">        </w:t>
       </w:r>
       <w:proofErr w:type="spellStart"/>
-      <w:proofErr w:type="gramStart"/>
       <w:r>
         <w:t>queue.offer</w:t>
       </w:r>
       <w:proofErr w:type="spellEnd"/>
-      <w:proofErr w:type="gramEnd"/>
       <w:r>
         <w:t>(20);</w:t>
       </w:r>
@@ -9124,12 +8339,10 @@
         <w:t xml:space="preserve">        </w:t>
       </w:r>
       <w:proofErr w:type="spellStart"/>
-      <w:proofErr w:type="gramStart"/>
       <w:r>
         <w:t>queue.offer</w:t>
       </w:r>
       <w:proofErr w:type="spellEnd"/>
-      <w:proofErr w:type="gramEnd"/>
       <w:r>
         <w:t>(30);</w:t>
       </w:r>
@@ -9147,12 +8360,10 @@
         <w:t>(</w:t>
       </w:r>
       <w:proofErr w:type="spellStart"/>
-      <w:proofErr w:type="gramStart"/>
       <w:r>
         <w:t>queue.poll</w:t>
       </w:r>
       <w:proofErr w:type="spellEnd"/>
-      <w:proofErr w:type="gramEnd"/>
       <w:r>
         <w:t>());</w:t>
       </w:r>
@@ -9276,15 +8487,7 @@
         </w:numPr>
       </w:pPr>
       <w:r>
-        <w:t xml:space="preserve">add → </w:t>
-      </w:r>
-      <w:proofErr w:type="gramStart"/>
-      <w:r>
-        <w:t>O(</w:t>
-      </w:r>
-      <w:proofErr w:type="gramEnd"/>
-      <w:r>
-        <w:t>log n)</w:t>
+        <w:t>add → O(log n)</w:t>
       </w:r>
     </w:p>
     <w:p>
@@ -9295,15 +8498,7 @@
         </w:numPr>
       </w:pPr>
       <w:r>
-        <w:t xml:space="preserve">remove → </w:t>
-      </w:r>
-      <w:proofErr w:type="gramStart"/>
-      <w:r>
-        <w:t>O(</w:t>
-      </w:r>
-      <w:proofErr w:type="gramEnd"/>
-      <w:r>
-        <w:t>log n)</w:t>
+        <w:t>remove → O(log n)</w:t>
       </w:r>
     </w:p>
     <w:p>
@@ -9314,15 +8509,7 @@
         </w:numPr>
       </w:pPr>
       <w:r>
-        <w:t xml:space="preserve">peek → </w:t>
-      </w:r>
-      <w:proofErr w:type="gramStart"/>
-      <w:r>
-        <w:t>O(</w:t>
-      </w:r>
-      <w:proofErr w:type="gramEnd"/>
-      <w:r>
-        <w:t>1)</w:t>
+        <w:t>peek → O(1)</w:t>
       </w:r>
     </w:p>
     <w:p>
@@ -9416,15 +8603,7 @@
     </w:p>
     <w:p>
       <w:r>
-        <w:t xml:space="preserve">    public static void </w:t>
-      </w:r>
-      <w:proofErr w:type="gramStart"/>
-      <w:r>
-        <w:t>main(String[</w:t>
-      </w:r>
-      <w:proofErr w:type="gramEnd"/>
-      <w:r>
-        <w:t xml:space="preserve">] </w:t>
+        <w:t xml:space="preserve">    public static void main(String[] </w:t>
       </w:r>
       <w:proofErr w:type="spellStart"/>
       <w:r>
@@ -9453,15 +8632,7 @@
       </w:r>
       <w:proofErr w:type="spellEnd"/>
       <w:r>
-        <w:t>&lt;</w:t>
-      </w:r>
-      <w:proofErr w:type="gramStart"/>
-      <w:r>
-        <w:t>&gt;(</w:t>
-      </w:r>
-      <w:proofErr w:type="gramEnd"/>
-      <w:r>
-        <w:t>);</w:t>
+        <w:t>&lt;&gt;();</w:t>
       </w:r>
     </w:p>
     <w:p>
@@ -9469,12 +8640,10 @@
         <w:t xml:space="preserve">        </w:t>
       </w:r>
       <w:proofErr w:type="spellStart"/>
-      <w:proofErr w:type="gramStart"/>
       <w:r>
         <w:t>pq.offer</w:t>
       </w:r>
       <w:proofErr w:type="spellEnd"/>
-      <w:proofErr w:type="gramEnd"/>
       <w:r>
         <w:t>(30);</w:t>
       </w:r>
@@ -9484,12 +8653,10 @@
         <w:t xml:space="preserve">        </w:t>
       </w:r>
       <w:proofErr w:type="spellStart"/>
-      <w:proofErr w:type="gramStart"/>
       <w:r>
         <w:t>pq.offer</w:t>
       </w:r>
       <w:proofErr w:type="spellEnd"/>
-      <w:proofErr w:type="gramEnd"/>
       <w:r>
         <w:t>(10);</w:t>
       </w:r>
@@ -9499,12 +8666,10 @@
         <w:t xml:space="preserve">        </w:t>
       </w:r>
       <w:proofErr w:type="spellStart"/>
-      <w:proofErr w:type="gramStart"/>
       <w:r>
         <w:t>pq.offer</w:t>
       </w:r>
       <w:proofErr w:type="spellEnd"/>
-      <w:proofErr w:type="gramEnd"/>
       <w:r>
         <w:t>(20);</w:t>
       </w:r>
@@ -9522,12 +8687,10 @@
         <w:t>(</w:t>
       </w:r>
       <w:proofErr w:type="spellStart"/>
-      <w:proofErr w:type="gramStart"/>
       <w:r>
         <w:t>pq.poll</w:t>
       </w:r>
       <w:proofErr w:type="spellEnd"/>
-      <w:proofErr w:type="gramEnd"/>
       <w:r>
         <w:t>());</w:t>
       </w:r>
@@ -10180,23 +9343,7 @@
           <w:b/>
           <w:bCs/>
         </w:rPr>
-        <w:t xml:space="preserve">LIFO (Last </w:t>
-      </w:r>
-      <w:proofErr w:type="gramStart"/>
-      <w:r>
-        <w:rPr>
-          <w:b/>
-          <w:bCs/>
-        </w:rPr>
-        <w:t>In</w:t>
-      </w:r>
-      <w:proofErr w:type="gramEnd"/>
-      <w:r>
-        <w:rPr>
-          <w:b/>
-          <w:bCs/>
-        </w:rPr>
-        <w:t xml:space="preserve"> First Out)</w:t>
+        <w:t>LIFO (Last In First Out)</w:t>
       </w:r>
       <w:r>
         <w:t xml:space="preserve"> order.</w:t>
@@ -10464,13 +9611,8 @@
           <w:numId w:val="55"/>
         </w:numPr>
       </w:pPr>
-      <w:proofErr w:type="gramStart"/>
-      <w:r>
-        <w:t>push(</w:t>
-      </w:r>
-      <w:proofErr w:type="gramEnd"/>
-      <w:r>
-        <w:t>E e) → insert element</w:t>
+      <w:r>
+        <w:t>push(E e) → insert element</w:t>
       </w:r>
     </w:p>
     <w:p>
@@ -10480,13 +9622,8 @@
           <w:numId w:val="55"/>
         </w:numPr>
       </w:pPr>
-      <w:proofErr w:type="gramStart"/>
-      <w:r>
-        <w:t>pop(</w:t>
-      </w:r>
-      <w:proofErr w:type="gramEnd"/>
-      <w:r>
-        <w:t>) → remove top element</w:t>
+      <w:r>
+        <w:t>pop() → remove top element</w:t>
       </w:r>
     </w:p>
     <w:p>
@@ -10496,13 +9633,8 @@
           <w:numId w:val="55"/>
         </w:numPr>
       </w:pPr>
-      <w:proofErr w:type="gramStart"/>
-      <w:r>
-        <w:t>peek(</w:t>
-      </w:r>
-      <w:proofErr w:type="gramEnd"/>
-      <w:r>
-        <w:t>) → view top element</w:t>
+      <w:r>
+        <w:t>peek() → view top element</w:t>
       </w:r>
     </w:p>
     <w:p>
@@ -10513,18 +9645,13 @@
         </w:numPr>
       </w:pPr>
       <w:proofErr w:type="spellStart"/>
-      <w:proofErr w:type="gramStart"/>
       <w:r>
         <w:lastRenderedPageBreak/>
         <w:t>isEmpty</w:t>
       </w:r>
       <w:proofErr w:type="spellEnd"/>
       <w:r>
-        <w:t>(</w:t>
-      </w:r>
-      <w:proofErr w:type="gramEnd"/>
-      <w:r>
-        <w:t>) → check empty stack</w:t>
+        <w:t>() → check empty stack</w:t>
       </w:r>
     </w:p>
     <w:p>
@@ -10534,13 +9661,8 @@
           <w:numId w:val="55"/>
         </w:numPr>
       </w:pPr>
-      <w:proofErr w:type="gramStart"/>
-      <w:r>
-        <w:t>search(</w:t>
-      </w:r>
-      <w:proofErr w:type="gramEnd"/>
-      <w:r>
-        <w:t>Object o) → position from top (legacy)</w:t>
+      <w:r>
+        <w:t>search(Object o) → position from top (legacy)</w:t>
       </w:r>
     </w:p>
     <w:p>
@@ -10956,15 +10078,7 @@
         </w:numPr>
       </w:pPr>
       <w:r>
-        <w:t xml:space="preserve">push → </w:t>
-      </w:r>
-      <w:proofErr w:type="gramStart"/>
-      <w:r>
-        <w:t>O(</w:t>
-      </w:r>
-      <w:proofErr w:type="gramEnd"/>
-      <w:r>
-        <w:t>1)</w:t>
+        <w:t>push → O(1)</w:t>
       </w:r>
     </w:p>
     <w:p>
@@ -10975,15 +10089,7 @@
         </w:numPr>
       </w:pPr>
       <w:r>
-        <w:t xml:space="preserve">pop → </w:t>
-      </w:r>
-      <w:proofErr w:type="gramStart"/>
-      <w:r>
-        <w:t>O(</w:t>
-      </w:r>
-      <w:proofErr w:type="gramEnd"/>
-      <w:r>
-        <w:t>1)</w:t>
+        <w:t>pop → O(1)</w:t>
       </w:r>
     </w:p>
     <w:p>
@@ -10994,15 +10100,7 @@
         </w:numPr>
       </w:pPr>
       <w:r>
-        <w:t xml:space="preserve">peek → </w:t>
-      </w:r>
-      <w:proofErr w:type="gramStart"/>
-      <w:r>
-        <w:t>O(</w:t>
-      </w:r>
-      <w:proofErr w:type="gramEnd"/>
-      <w:r>
-        <w:t>1)</w:t>
+        <w:t>peek → O(1)</w:t>
       </w:r>
     </w:p>
     <w:p>
@@ -11074,15 +10172,7 @@
     </w:p>
     <w:p>
       <w:r>
-        <w:t xml:space="preserve">    public static void </w:t>
-      </w:r>
-      <w:proofErr w:type="gramStart"/>
-      <w:r>
-        <w:t>main(String[</w:t>
-      </w:r>
-      <w:proofErr w:type="gramEnd"/>
-      <w:r>
-        <w:t xml:space="preserve">] </w:t>
+        <w:t xml:space="preserve">    public static void main(String[] </w:t>
       </w:r>
       <w:proofErr w:type="spellStart"/>
       <w:r>
@@ -11095,15 +10185,7 @@
     </w:p>
     <w:p>
       <w:r>
-        <w:t xml:space="preserve">        Stack&lt;Integer&gt; stack = new Stack&lt;</w:t>
-      </w:r>
-      <w:proofErr w:type="gramStart"/>
-      <w:r>
-        <w:t>&gt;(</w:t>
-      </w:r>
-      <w:proofErr w:type="gramEnd"/>
-      <w:r>
-        <w:t>);</w:t>
+        <w:t xml:space="preserve">        Stack&lt;Integer&gt; stack = new Stack&lt;&gt;();</w:t>
       </w:r>
     </w:p>
     <w:p>
@@ -11111,12 +10193,10 @@
         <w:t xml:space="preserve">        </w:t>
       </w:r>
       <w:proofErr w:type="spellStart"/>
-      <w:proofErr w:type="gramStart"/>
       <w:r>
         <w:t>stack.push</w:t>
       </w:r>
       <w:proofErr w:type="spellEnd"/>
-      <w:proofErr w:type="gramEnd"/>
       <w:r>
         <w:t>(10);</w:t>
       </w:r>
@@ -11127,12 +10207,10 @@
         <w:t xml:space="preserve">        </w:t>
       </w:r>
       <w:proofErr w:type="spellStart"/>
-      <w:proofErr w:type="gramStart"/>
       <w:r>
         <w:t>stack.push</w:t>
       </w:r>
       <w:proofErr w:type="spellEnd"/>
-      <w:proofErr w:type="gramEnd"/>
       <w:r>
         <w:t>(20);</w:t>
       </w:r>
@@ -11142,12 +10220,10 @@
         <w:t xml:space="preserve">        </w:t>
       </w:r>
       <w:proofErr w:type="spellStart"/>
-      <w:proofErr w:type="gramStart"/>
       <w:r>
         <w:t>stack.push</w:t>
       </w:r>
       <w:proofErr w:type="spellEnd"/>
-      <w:proofErr w:type="gramEnd"/>
       <w:r>
         <w:t>(30);</w:t>
       </w:r>
@@ -11165,38 +10241,31 @@
         <w:t>(</w:t>
       </w:r>
       <w:proofErr w:type="spellStart"/>
-      <w:proofErr w:type="gramStart"/>
       <w:r>
         <w:t>stack.pop</w:t>
       </w:r>
       <w:proofErr w:type="spellEnd"/>
       <w:r>
+        <w:t>());</w:t>
+      </w:r>
+    </w:p>
+    <w:p>
+      <w:r>
+        <w:t xml:space="preserve">        </w:t>
+      </w:r>
+      <w:proofErr w:type="spellStart"/>
+      <w:r>
+        <w:t>System.out.println</w:t>
+      </w:r>
+      <w:proofErr w:type="spellEnd"/>
+      <w:r>
         <w:t>(</w:t>
       </w:r>
-      <w:proofErr w:type="gramEnd"/>
-      <w:r>
-        <w:t>));</w:t>
-      </w:r>
-    </w:p>
-    <w:p>
-      <w:r>
-        <w:t xml:space="preserve">        </w:t>
-      </w:r>
-      <w:proofErr w:type="spellStart"/>
-      <w:r>
-        <w:t>System.out.println</w:t>
-      </w:r>
-      <w:proofErr w:type="spellEnd"/>
-      <w:r>
-        <w:t>(</w:t>
-      </w:r>
-      <w:proofErr w:type="spellStart"/>
-      <w:proofErr w:type="gramStart"/>
+      <w:proofErr w:type="spellStart"/>
       <w:r>
         <w:t>stack.peek</w:t>
       </w:r>
       <w:proofErr w:type="spellEnd"/>
-      <w:proofErr w:type="gramEnd"/>
       <w:r>
         <w:t>());</w:t>
       </w:r>
@@ -11324,15 +10393,7 @@
         </w:numPr>
       </w:pPr>
       <w:r>
-        <w:t xml:space="preserve">push → </w:t>
-      </w:r>
-      <w:proofErr w:type="gramStart"/>
-      <w:r>
-        <w:t>O(</w:t>
-      </w:r>
-      <w:proofErr w:type="gramEnd"/>
-      <w:r>
-        <w:t>1)</w:t>
+        <w:t>push → O(1)</w:t>
       </w:r>
     </w:p>
     <w:p>
@@ -11343,15 +10404,7 @@
         </w:numPr>
       </w:pPr>
       <w:r>
-        <w:t xml:space="preserve">pop → </w:t>
-      </w:r>
-      <w:proofErr w:type="gramStart"/>
-      <w:r>
-        <w:t>O(</w:t>
-      </w:r>
-      <w:proofErr w:type="gramEnd"/>
-      <w:r>
-        <w:t>1)</w:t>
+        <w:t>pop → O(1)</w:t>
       </w:r>
     </w:p>
     <w:p>
@@ -11362,15 +10415,7 @@
         </w:numPr>
       </w:pPr>
       <w:r>
-        <w:t xml:space="preserve">peek → </w:t>
-      </w:r>
-      <w:proofErr w:type="gramStart"/>
-      <w:r>
-        <w:t>O(</w:t>
-      </w:r>
-      <w:proofErr w:type="gramEnd"/>
-      <w:r>
-        <w:t>1)</w:t>
+        <w:t>peek → O(1)</w:t>
       </w:r>
     </w:p>
     <w:p>
@@ -11475,15 +10520,7 @@
     </w:p>
     <w:p>
       <w:r>
-        <w:t xml:space="preserve">    public static void </w:t>
-      </w:r>
-      <w:proofErr w:type="gramStart"/>
-      <w:r>
-        <w:t>main(String[</w:t>
-      </w:r>
-      <w:proofErr w:type="gramEnd"/>
-      <w:r>
-        <w:t xml:space="preserve">] </w:t>
+        <w:t xml:space="preserve">    public static void main(String[] </w:t>
       </w:r>
       <w:proofErr w:type="spellStart"/>
       <w:r>
@@ -11504,15 +10541,7 @@
       </w:r>
       <w:proofErr w:type="spellEnd"/>
       <w:r>
-        <w:t>&lt;</w:t>
-      </w:r>
-      <w:proofErr w:type="gramStart"/>
-      <w:r>
-        <w:t>&gt;(</w:t>
-      </w:r>
-      <w:proofErr w:type="gramEnd"/>
-      <w:r>
-        <w:t>);</w:t>
+        <w:t>&lt;&gt;();</w:t>
       </w:r>
     </w:p>
     <w:p>
@@ -11520,12 +10549,10 @@
         <w:t xml:space="preserve">        </w:t>
       </w:r>
       <w:proofErr w:type="spellStart"/>
-      <w:proofErr w:type="gramStart"/>
       <w:r>
         <w:t>stack.push</w:t>
       </w:r>
       <w:proofErr w:type="spellEnd"/>
-      <w:proofErr w:type="gramEnd"/>
       <w:r>
         <w:t>("A");</w:t>
       </w:r>
@@ -11536,12 +10563,10 @@
         <w:t xml:space="preserve">        </w:t>
       </w:r>
       <w:proofErr w:type="spellStart"/>
-      <w:proofErr w:type="gramStart"/>
       <w:r>
         <w:t>stack.push</w:t>
       </w:r>
       <w:proofErr w:type="spellEnd"/>
-      <w:proofErr w:type="gramEnd"/>
       <w:r>
         <w:t>("B");</w:t>
       </w:r>
@@ -11551,12 +10576,10 @@
         <w:t xml:space="preserve">        </w:t>
       </w:r>
       <w:proofErr w:type="spellStart"/>
-      <w:proofErr w:type="gramStart"/>
       <w:r>
         <w:t>stack.push</w:t>
       </w:r>
       <w:proofErr w:type="spellEnd"/>
-      <w:proofErr w:type="gramEnd"/>
       <w:r>
         <w:t>("C");</w:t>
       </w:r>
@@ -11574,38 +10597,31 @@
         <w:t>(</w:t>
       </w:r>
       <w:proofErr w:type="spellStart"/>
-      <w:proofErr w:type="gramStart"/>
       <w:r>
         <w:t>stack.pop</w:t>
       </w:r>
       <w:proofErr w:type="spellEnd"/>
       <w:r>
+        <w:t>());</w:t>
+      </w:r>
+    </w:p>
+    <w:p>
+      <w:r>
+        <w:t xml:space="preserve">        </w:t>
+      </w:r>
+      <w:proofErr w:type="spellStart"/>
+      <w:r>
+        <w:t>System.out.println</w:t>
+      </w:r>
+      <w:proofErr w:type="spellEnd"/>
+      <w:r>
         <w:t>(</w:t>
       </w:r>
-      <w:proofErr w:type="gramEnd"/>
-      <w:r>
-        <w:t>));</w:t>
-      </w:r>
-    </w:p>
-    <w:p>
-      <w:r>
-        <w:t xml:space="preserve">        </w:t>
-      </w:r>
-      <w:proofErr w:type="spellStart"/>
-      <w:r>
-        <w:t>System.out.println</w:t>
-      </w:r>
-      <w:proofErr w:type="spellEnd"/>
-      <w:r>
-        <w:t>(</w:t>
-      </w:r>
-      <w:proofErr w:type="spellStart"/>
-      <w:proofErr w:type="gramStart"/>
+      <w:proofErr w:type="spellStart"/>
       <w:r>
         <w:t>stack.peek</w:t>
       </w:r>
       <w:proofErr w:type="spellEnd"/>
-      <w:proofErr w:type="gramEnd"/>
       <w:r>
         <w:t>());</w:t>
       </w:r>
@@ -11719,15 +10735,7 @@
         </w:numPr>
       </w:pPr>
       <w:r>
-        <w:t xml:space="preserve">push → </w:t>
-      </w:r>
-      <w:proofErr w:type="gramStart"/>
-      <w:r>
-        <w:t>O(</w:t>
-      </w:r>
-      <w:proofErr w:type="gramEnd"/>
-      <w:r>
-        <w:t>1)</w:t>
+        <w:t>push → O(1)</w:t>
       </w:r>
     </w:p>
     <w:p>
@@ -11738,15 +10746,7 @@
         </w:numPr>
       </w:pPr>
       <w:r>
-        <w:t xml:space="preserve">pop → </w:t>
-      </w:r>
-      <w:proofErr w:type="gramStart"/>
-      <w:r>
-        <w:t>O(</w:t>
-      </w:r>
-      <w:proofErr w:type="gramEnd"/>
-      <w:r>
-        <w:t>1)</w:t>
+        <w:t>pop → O(1)</w:t>
       </w:r>
     </w:p>
     <w:p>
@@ -11757,15 +10757,7 @@
         </w:numPr>
       </w:pPr>
       <w:r>
-        <w:t xml:space="preserve">peek → </w:t>
-      </w:r>
-      <w:proofErr w:type="gramStart"/>
-      <w:r>
-        <w:t>O(</w:t>
-      </w:r>
-      <w:proofErr w:type="gramEnd"/>
-      <w:r>
-        <w:t>1)</w:t>
+        <w:t>peek → O(1)</w:t>
       </w:r>
     </w:p>
     <w:p>
@@ -11856,15 +10848,7 @@
     </w:p>
     <w:p>
       <w:r>
-        <w:t xml:space="preserve">    public static void </w:t>
-      </w:r>
-      <w:proofErr w:type="gramStart"/>
-      <w:r>
-        <w:t>main(String[</w:t>
-      </w:r>
-      <w:proofErr w:type="gramEnd"/>
-      <w:r>
-        <w:t xml:space="preserve">] </w:t>
+        <w:t xml:space="preserve">    public static void main(String[] </w:t>
       </w:r>
       <w:proofErr w:type="spellStart"/>
       <w:r>
@@ -11877,15 +10861,7 @@
     </w:p>
     <w:p>
       <w:r>
-        <w:t xml:space="preserve">        Deque&lt;Integer&gt; stack = new LinkedList&lt;</w:t>
-      </w:r>
-      <w:proofErr w:type="gramStart"/>
-      <w:r>
-        <w:t>&gt;(</w:t>
-      </w:r>
-      <w:proofErr w:type="gramEnd"/>
-      <w:r>
-        <w:t>);</w:t>
+        <w:t xml:space="preserve">        Deque&lt;Integer&gt; stack = new LinkedList&lt;&gt;();</w:t>
       </w:r>
     </w:p>
     <w:p>
@@ -11893,12 +10869,10 @@
         <w:t xml:space="preserve">        </w:t>
       </w:r>
       <w:proofErr w:type="spellStart"/>
-      <w:proofErr w:type="gramStart"/>
       <w:r>
         <w:t>stack.push</w:t>
       </w:r>
       <w:proofErr w:type="spellEnd"/>
-      <w:proofErr w:type="gramEnd"/>
       <w:r>
         <w:t>(1);</w:t>
       </w:r>
@@ -11908,12 +10882,10 @@
         <w:t xml:space="preserve">        </w:t>
       </w:r>
       <w:proofErr w:type="spellStart"/>
-      <w:proofErr w:type="gramStart"/>
       <w:r>
         <w:t>stack.push</w:t>
       </w:r>
       <w:proofErr w:type="spellEnd"/>
-      <w:proofErr w:type="gramEnd"/>
       <w:r>
         <w:t>(2);</w:t>
       </w:r>
@@ -11923,12 +10895,10 @@
         <w:t xml:space="preserve">        </w:t>
       </w:r>
       <w:proofErr w:type="spellStart"/>
-      <w:proofErr w:type="gramStart"/>
       <w:r>
         <w:t>stack.push</w:t>
       </w:r>
       <w:proofErr w:type="spellEnd"/>
-      <w:proofErr w:type="gramEnd"/>
       <w:r>
         <w:t>(3);</w:t>
       </w:r>
@@ -11946,17 +10916,12 @@
         <w:t>(</w:t>
       </w:r>
       <w:proofErr w:type="spellStart"/>
-      <w:proofErr w:type="gramStart"/>
       <w:r>
         <w:t>stack.pop</w:t>
       </w:r>
       <w:proofErr w:type="spellEnd"/>
       <w:r>
-        <w:t>(</w:t>
-      </w:r>
-      <w:proofErr w:type="gramEnd"/>
-      <w:r>
-        <w:t>));</w:t>
+        <w:t>());</w:t>
       </w:r>
       <w:r>
         <w:tab/>
@@ -12001,7 +10966,6 @@
         <w:t>(</w:t>
       </w:r>
       <w:proofErr w:type="spellStart"/>
-      <w:proofErr w:type="gramStart"/>
       <w:r>
         <w:t>stack</w:t>
       </w:r>
@@ -12009,7 +10973,6 @@
         <w:t>.peek</w:t>
       </w:r>
       <w:proofErr w:type="spellEnd"/>
-      <w:proofErr w:type="gramEnd"/>
       <w:r>
         <w:t>()</w:t>
       </w:r>
@@ -12804,28 +11767,15 @@
         </w:numPr>
       </w:pPr>
       <w:r>
-        <w:t xml:space="preserve">Uses </w:t>
-      </w:r>
-      <w:proofErr w:type="gramStart"/>
-      <w:r>
-        <w:t>equals(</w:t>
-      </w:r>
-      <w:proofErr w:type="gramEnd"/>
-      <w:r>
-        <w:t xml:space="preserve">) and </w:t>
-      </w:r>
-      <w:proofErr w:type="spellStart"/>
-      <w:proofErr w:type="gramStart"/>
+        <w:t xml:space="preserve">Uses equals() and </w:t>
+      </w:r>
+      <w:proofErr w:type="spellStart"/>
       <w:r>
         <w:t>hashCode</w:t>
       </w:r>
       <w:proofErr w:type="spellEnd"/>
       <w:r>
-        <w:t>(</w:t>
-      </w:r>
-      <w:proofErr w:type="gramEnd"/>
-      <w:r>
-        <w:t>) for comparison</w:t>
+        <w:t>() for comparison</w:t>
       </w:r>
     </w:p>
     <w:p>
@@ -12862,13 +11812,8 @@
           <w:numId w:val="40"/>
         </w:numPr>
       </w:pPr>
-      <w:proofErr w:type="gramStart"/>
-      <w:r>
-        <w:t>add(</w:t>
-      </w:r>
-      <w:proofErr w:type="gramEnd"/>
-      <w:r>
-        <w:t>E e)</w:t>
+      <w:r>
+        <w:t>add(E e)</w:t>
       </w:r>
     </w:p>
     <w:p>
@@ -12878,13 +11823,8 @@
           <w:numId w:val="40"/>
         </w:numPr>
       </w:pPr>
-      <w:proofErr w:type="gramStart"/>
-      <w:r>
-        <w:t>remove(</w:t>
-      </w:r>
-      <w:proofErr w:type="gramEnd"/>
-      <w:r>
-        <w:t>Object o)</w:t>
+      <w:r>
+        <w:t>remove(Object o)</w:t>
       </w:r>
     </w:p>
     <w:p>
@@ -12894,13 +11834,8 @@
           <w:numId w:val="40"/>
         </w:numPr>
       </w:pPr>
-      <w:proofErr w:type="gramStart"/>
-      <w:r>
-        <w:t>contains(</w:t>
-      </w:r>
-      <w:proofErr w:type="gramEnd"/>
-      <w:r>
-        <w:t>Object o)</w:t>
+      <w:r>
+        <w:t>contains(Object o)</w:t>
       </w:r>
     </w:p>
     <w:p>
@@ -12910,13 +11845,8 @@
           <w:numId w:val="40"/>
         </w:numPr>
       </w:pPr>
-      <w:proofErr w:type="gramStart"/>
-      <w:r>
-        <w:t>size(</w:t>
-      </w:r>
-      <w:proofErr w:type="gramEnd"/>
-      <w:r>
-        <w:t>)</w:t>
+      <w:r>
+        <w:t>size()</w:t>
       </w:r>
     </w:p>
     <w:p>
@@ -12927,17 +11857,12 @@
         </w:numPr>
       </w:pPr>
       <w:proofErr w:type="spellStart"/>
-      <w:proofErr w:type="gramStart"/>
       <w:r>
         <w:t>isEmpty</w:t>
       </w:r>
       <w:proofErr w:type="spellEnd"/>
       <w:r>
-        <w:t>(</w:t>
-      </w:r>
-      <w:proofErr w:type="gramEnd"/>
-      <w:r>
-        <w:t>)</w:t>
+        <w:t>()</w:t>
       </w:r>
     </w:p>
     <w:p>
@@ -12947,13 +11872,8 @@
           <w:numId w:val="40"/>
         </w:numPr>
       </w:pPr>
-      <w:proofErr w:type="gramStart"/>
-      <w:r>
-        <w:t>clear(</w:t>
-      </w:r>
-      <w:proofErr w:type="gramEnd"/>
-      <w:r>
-        <w:t>)</w:t>
+      <w:r>
+        <w:t>clear()</w:t>
       </w:r>
     </w:p>
     <w:p>
@@ -12963,13 +11883,8 @@
           <w:numId w:val="40"/>
         </w:numPr>
       </w:pPr>
-      <w:proofErr w:type="gramStart"/>
-      <w:r>
-        <w:t>iterator(</w:t>
-      </w:r>
-      <w:proofErr w:type="gramEnd"/>
-      <w:r>
-        <w:t>)</w:t>
+      <w:r>
+        <w:t>iterator()</w:t>
       </w:r>
     </w:p>
     <w:p>
@@ -12980,17 +11895,12 @@
         </w:numPr>
       </w:pPr>
       <w:proofErr w:type="spellStart"/>
-      <w:proofErr w:type="gramStart"/>
       <w:r>
         <w:t>addAll</w:t>
       </w:r>
       <w:proofErr w:type="spellEnd"/>
       <w:r>
-        <w:t>(</w:t>
-      </w:r>
-      <w:proofErr w:type="gramEnd"/>
-      <w:r>
-        <w:t>Collection c)</w:t>
+        <w:t>(Collection c)</w:t>
       </w:r>
     </w:p>
     <w:p>
@@ -13001,17 +11911,12 @@
         </w:numPr>
       </w:pPr>
       <w:proofErr w:type="spellStart"/>
-      <w:proofErr w:type="gramStart"/>
       <w:r>
         <w:t>removeAll</w:t>
       </w:r>
       <w:proofErr w:type="spellEnd"/>
       <w:r>
-        <w:t>(</w:t>
-      </w:r>
-      <w:proofErr w:type="gramEnd"/>
-      <w:r>
-        <w:t>Collection c)</w:t>
+        <w:t>(Collection c)</w:t>
       </w:r>
     </w:p>
     <w:p>
@@ -13022,17 +11927,12 @@
         </w:numPr>
       </w:pPr>
       <w:proofErr w:type="spellStart"/>
-      <w:proofErr w:type="gramStart"/>
       <w:r>
         <w:t>retainAll</w:t>
       </w:r>
       <w:proofErr w:type="spellEnd"/>
       <w:r>
-        <w:t>(</w:t>
-      </w:r>
-      <w:proofErr w:type="gramEnd"/>
-      <w:r>
-        <w:t>Collection c)</w:t>
+        <w:t>(Collection c)</w:t>
       </w:r>
     </w:p>
     <w:p>
@@ -13447,15 +12347,7 @@
         </w:numPr>
       </w:pPr>
       <w:r>
-        <w:t xml:space="preserve">add → </w:t>
-      </w:r>
-      <w:proofErr w:type="gramStart"/>
-      <w:r>
-        <w:t>O(</w:t>
-      </w:r>
-      <w:proofErr w:type="gramEnd"/>
-      <w:r>
-        <w:t>1)</w:t>
+        <w:t>add → O(1)</w:t>
       </w:r>
     </w:p>
     <w:p>
@@ -13466,15 +12358,7 @@
         </w:numPr>
       </w:pPr>
       <w:r>
-        <w:t xml:space="preserve">remove → </w:t>
-      </w:r>
-      <w:proofErr w:type="gramStart"/>
-      <w:r>
-        <w:t>O(</w:t>
-      </w:r>
-      <w:proofErr w:type="gramEnd"/>
-      <w:r>
-        <w:t>1)</w:t>
+        <w:t>remove → O(1)</w:t>
       </w:r>
     </w:p>
     <w:p>
@@ -13485,15 +12369,7 @@
         </w:numPr>
       </w:pPr>
       <w:r>
-        <w:t xml:space="preserve">contains → </w:t>
-      </w:r>
-      <w:proofErr w:type="gramStart"/>
-      <w:r>
-        <w:t>O(</w:t>
-      </w:r>
-      <w:proofErr w:type="gramEnd"/>
-      <w:r>
-        <w:t>1)</w:t>
+        <w:t>contains → O(1)</w:t>
       </w:r>
     </w:p>
     <w:p>
@@ -13619,15 +12495,7 @@
     </w:p>
     <w:p>
       <w:r>
-        <w:t xml:space="preserve">    public static void </w:t>
-      </w:r>
-      <w:proofErr w:type="gramStart"/>
-      <w:r>
-        <w:t>main(String[</w:t>
-      </w:r>
-      <w:proofErr w:type="gramEnd"/>
-      <w:r>
-        <w:t xml:space="preserve">] </w:t>
+        <w:t xml:space="preserve">    public static void main(String[] </w:t>
       </w:r>
       <w:proofErr w:type="spellStart"/>
       <w:r>
@@ -13640,15 +12508,7 @@
     </w:p>
     <w:p>
       <w:r>
-        <w:t xml:space="preserve">        Set&lt;String&gt; set = new HashSet&lt;</w:t>
-      </w:r>
-      <w:proofErr w:type="gramStart"/>
-      <w:r>
-        <w:t>&gt;(</w:t>
-      </w:r>
-      <w:proofErr w:type="gramEnd"/>
-      <w:r>
-        <w:t>);</w:t>
+        <w:t xml:space="preserve">        Set&lt;String&gt; set = new HashSet&lt;&gt;();</w:t>
       </w:r>
     </w:p>
     <w:p>
@@ -13816,15 +12676,7 @@
         </w:numPr>
       </w:pPr>
       <w:r>
-        <w:t xml:space="preserve">add → </w:t>
-      </w:r>
-      <w:proofErr w:type="gramStart"/>
-      <w:r>
-        <w:t>O(</w:t>
-      </w:r>
-      <w:proofErr w:type="gramEnd"/>
-      <w:r>
-        <w:t>1)</w:t>
+        <w:t>add → O(1)</w:t>
       </w:r>
     </w:p>
     <w:p>
@@ -13835,15 +12687,7 @@
         </w:numPr>
       </w:pPr>
       <w:r>
-        <w:t xml:space="preserve">remove → </w:t>
-      </w:r>
-      <w:proofErr w:type="gramStart"/>
-      <w:r>
-        <w:t>O(</w:t>
-      </w:r>
-      <w:proofErr w:type="gramEnd"/>
-      <w:r>
-        <w:t>1)</w:t>
+        <w:t>remove → O(1)</w:t>
       </w:r>
     </w:p>
     <w:p>
@@ -13854,15 +12698,7 @@
         </w:numPr>
       </w:pPr>
       <w:r>
-        <w:t xml:space="preserve">contains → </w:t>
-      </w:r>
-      <w:proofErr w:type="gramStart"/>
-      <w:r>
-        <w:t>O(</w:t>
-      </w:r>
-      <w:proofErr w:type="gramEnd"/>
-      <w:r>
-        <w:t>1)</w:t>
+        <w:t>contains → O(1)</w:t>
       </w:r>
     </w:p>
     <w:p>
@@ -13980,15 +12816,7 @@
     </w:p>
     <w:p>
       <w:r>
-        <w:t xml:space="preserve">    public static void </w:t>
-      </w:r>
-      <w:proofErr w:type="gramStart"/>
-      <w:r>
-        <w:t>main(String[</w:t>
-      </w:r>
-      <w:proofErr w:type="gramEnd"/>
-      <w:r>
-        <w:t xml:space="preserve">] </w:t>
+        <w:t xml:space="preserve">    public static void main(String[] </w:t>
       </w:r>
       <w:proofErr w:type="spellStart"/>
       <w:r>
@@ -14009,15 +12837,7 @@
       </w:r>
       <w:proofErr w:type="spellEnd"/>
       <w:r>
-        <w:t>&lt;</w:t>
-      </w:r>
-      <w:proofErr w:type="gramStart"/>
-      <w:r>
-        <w:t>&gt;(</w:t>
-      </w:r>
-      <w:proofErr w:type="gramEnd"/>
-      <w:r>
-        <w:t>);</w:t>
+        <w:t>&lt;&gt;();</w:t>
       </w:r>
     </w:p>
     <w:p>
@@ -14025,17 +12845,12 @@
         <w:t xml:space="preserve">        </w:t>
       </w:r>
       <w:proofErr w:type="spellStart"/>
-      <w:proofErr w:type="gramStart"/>
       <w:r>
         <w:t>set.add</w:t>
       </w:r>
       <w:proofErr w:type="spellEnd"/>
       <w:r>
-        <w:t>(</w:t>
-      </w:r>
-      <w:proofErr w:type="gramEnd"/>
-      <w:r>
-        <w:t>10);</w:t>
+        <w:t>(10);</w:t>
       </w:r>
     </w:p>
     <w:p>
@@ -14043,17 +12858,12 @@
         <w:t xml:space="preserve">        </w:t>
       </w:r>
       <w:proofErr w:type="spellStart"/>
-      <w:proofErr w:type="gramStart"/>
       <w:r>
         <w:t>set.add</w:t>
       </w:r>
       <w:proofErr w:type="spellEnd"/>
       <w:r>
-        <w:t>(</w:t>
-      </w:r>
-      <w:proofErr w:type="gramEnd"/>
-      <w:r>
-        <w:t>20);</w:t>
+        <w:t>(20);</w:t>
       </w:r>
     </w:p>
     <w:p>
@@ -14061,17 +12871,12 @@
         <w:t xml:space="preserve">        </w:t>
       </w:r>
       <w:proofErr w:type="spellStart"/>
-      <w:proofErr w:type="gramStart"/>
       <w:r>
         <w:t>set.add</w:t>
       </w:r>
       <w:proofErr w:type="spellEnd"/>
       <w:r>
-        <w:t>(</w:t>
-      </w:r>
-      <w:proofErr w:type="gramEnd"/>
-      <w:r>
-        <w:t>10);</w:t>
+        <w:t>(10);</w:t>
       </w:r>
     </w:p>
     <w:p>
@@ -14200,15 +13005,7 @@
         </w:numPr>
       </w:pPr>
       <w:r>
-        <w:t xml:space="preserve">add → </w:t>
-      </w:r>
-      <w:proofErr w:type="gramStart"/>
-      <w:r>
-        <w:t>O(</w:t>
-      </w:r>
-      <w:proofErr w:type="gramEnd"/>
-      <w:r>
-        <w:t>log n)</w:t>
+        <w:t>add → O(log n)</w:t>
       </w:r>
     </w:p>
     <w:p>
@@ -14219,15 +13016,7 @@
         </w:numPr>
       </w:pPr>
       <w:r>
-        <w:t xml:space="preserve">remove → </w:t>
-      </w:r>
-      <w:proofErr w:type="gramStart"/>
-      <w:r>
-        <w:t>O(</w:t>
-      </w:r>
-      <w:proofErr w:type="gramEnd"/>
-      <w:r>
-        <w:t>log n)</w:t>
+        <w:t>remove → O(log n)</w:t>
       </w:r>
     </w:p>
     <w:p>
@@ -14238,15 +13027,7 @@
         </w:numPr>
       </w:pPr>
       <w:r>
-        <w:t xml:space="preserve">contains → </w:t>
-      </w:r>
-      <w:proofErr w:type="gramStart"/>
-      <w:r>
-        <w:t>O(</w:t>
-      </w:r>
-      <w:proofErr w:type="gramEnd"/>
-      <w:r>
-        <w:t>log n)</w:t>
+        <w:t>contains → O(log n)</w:t>
       </w:r>
     </w:p>
     <w:p>
@@ -14364,15 +13145,7 @@
     </w:p>
     <w:p>
       <w:r>
-        <w:t xml:space="preserve">    public static void </w:t>
-      </w:r>
-      <w:proofErr w:type="gramStart"/>
-      <w:r>
-        <w:t>main(String[</w:t>
-      </w:r>
-      <w:proofErr w:type="gramEnd"/>
-      <w:r>
-        <w:t xml:space="preserve">] </w:t>
+        <w:t xml:space="preserve">    public static void main(String[] </w:t>
       </w:r>
       <w:proofErr w:type="spellStart"/>
       <w:r>
@@ -14393,15 +13166,7 @@
       </w:r>
       <w:proofErr w:type="spellEnd"/>
       <w:r>
-        <w:t>&lt;</w:t>
-      </w:r>
-      <w:proofErr w:type="gramStart"/>
-      <w:r>
-        <w:t>&gt;(</w:t>
-      </w:r>
-      <w:proofErr w:type="gramEnd"/>
-      <w:r>
-        <w:t>);</w:t>
+        <w:t>&lt;&gt;();</w:t>
       </w:r>
     </w:p>
     <w:p>
@@ -14409,17 +13174,12 @@
         <w:t xml:space="preserve">        </w:t>
       </w:r>
       <w:proofErr w:type="spellStart"/>
-      <w:proofErr w:type="gramStart"/>
       <w:r>
         <w:t>set.add</w:t>
       </w:r>
       <w:proofErr w:type="spellEnd"/>
       <w:r>
-        <w:t>(</w:t>
-      </w:r>
-      <w:proofErr w:type="gramEnd"/>
-      <w:r>
-        <w:t>30);</w:t>
+        <w:t>(30);</w:t>
       </w:r>
     </w:p>
     <w:p>
@@ -14427,17 +13187,12 @@
         <w:t xml:space="preserve">        </w:t>
       </w:r>
       <w:proofErr w:type="spellStart"/>
-      <w:proofErr w:type="gramStart"/>
       <w:r>
         <w:t>set.add</w:t>
       </w:r>
       <w:proofErr w:type="spellEnd"/>
       <w:r>
-        <w:t>(</w:t>
-      </w:r>
-      <w:proofErr w:type="gramEnd"/>
-      <w:r>
-        <w:t>10);</w:t>
+        <w:t>(10);</w:t>
       </w:r>
     </w:p>
     <w:p>
@@ -14445,17 +13200,12 @@
         <w:t xml:space="preserve">        </w:t>
       </w:r>
       <w:proofErr w:type="spellStart"/>
-      <w:proofErr w:type="gramStart"/>
       <w:r>
         <w:t>set.add</w:t>
       </w:r>
       <w:proofErr w:type="spellEnd"/>
       <w:r>
-        <w:t>(</w:t>
-      </w:r>
-      <w:proofErr w:type="gramEnd"/>
-      <w:r>
-        <w:t>20);</w:t>
+        <w:t>(20);</w:t>
       </w:r>
     </w:p>
     <w:p>
@@ -15222,28 +13972,15 @@
         </w:numPr>
       </w:pPr>
       <w:r>
-        <w:t xml:space="preserve">Uses </w:t>
-      </w:r>
-      <w:proofErr w:type="gramStart"/>
-      <w:r>
-        <w:t>equals(</w:t>
-      </w:r>
-      <w:proofErr w:type="gramEnd"/>
-      <w:r>
-        <w:t xml:space="preserve">) and </w:t>
-      </w:r>
-      <w:proofErr w:type="spellStart"/>
-      <w:proofErr w:type="gramStart"/>
+        <w:t xml:space="preserve">Uses equals() and </w:t>
+      </w:r>
+      <w:proofErr w:type="spellStart"/>
       <w:r>
         <w:t>hashCode</w:t>
       </w:r>
       <w:proofErr w:type="spellEnd"/>
       <w:r>
-        <w:t>(</w:t>
-      </w:r>
-      <w:proofErr w:type="gramEnd"/>
-      <w:r>
-        <w:t>) for key comparison</w:t>
+        <w:t>() for key comparison</w:t>
       </w:r>
     </w:p>
     <w:p>
@@ -15290,13 +14027,8 @@
           <w:numId w:val="85"/>
         </w:numPr>
       </w:pPr>
-      <w:proofErr w:type="gramStart"/>
-      <w:r>
-        <w:t>put(</w:t>
-      </w:r>
-      <w:proofErr w:type="gramEnd"/>
-      <w:r>
-        <w:t>K key, V value)</w:t>
+      <w:r>
+        <w:t>put(K key, V value)</w:t>
       </w:r>
       <w:r>
         <w:tab/>
@@ -15321,7 +14053,6 @@
         </w:rPr>
       </w:pPr>
       <w:proofErr w:type="spellStart"/>
-      <w:proofErr w:type="gramStart"/>
       <w:r>
         <w:rPr>
           <w:highlight w:val="yellow"/>
@@ -15333,14 +14064,7 @@
         <w:rPr>
           <w:highlight w:val="yellow"/>
         </w:rPr>
-        <w:t>(</w:t>
-      </w:r>
-      <w:proofErr w:type="gramEnd"/>
-      <w:r>
-        <w:rPr>
-          <w:highlight w:val="yellow"/>
-        </w:rPr>
-        <w:t>K key, V value)</w:t>
+        <w:t>(K key, V value)</w:t>
       </w:r>
     </w:p>
     <w:p>
@@ -15365,13 +14089,8 @@
           <w:numId w:val="86"/>
         </w:numPr>
       </w:pPr>
-      <w:proofErr w:type="gramStart"/>
-      <w:r>
-        <w:t>get(</w:t>
-      </w:r>
-      <w:proofErr w:type="gramEnd"/>
-      <w:r>
-        <w:t>Object key)</w:t>
+      <w:r>
+        <w:t>get(Object key)</w:t>
       </w:r>
     </w:p>
     <w:p>
@@ -15385,7 +14104,6 @@
         </w:rPr>
       </w:pPr>
       <w:proofErr w:type="spellStart"/>
-      <w:proofErr w:type="gramStart"/>
       <w:r>
         <w:rPr>
           <w:highlight w:val="yellow"/>
@@ -15397,14 +14115,7 @@
         <w:rPr>
           <w:highlight w:val="yellow"/>
         </w:rPr>
-        <w:t>(</w:t>
-      </w:r>
-      <w:proofErr w:type="gramEnd"/>
-      <w:r>
-        <w:rPr>
-          <w:highlight w:val="yellow"/>
-        </w:rPr>
-        <w:t xml:space="preserve">Object key, V </w:t>
+        <w:t xml:space="preserve">(Object key, V </w:t>
       </w:r>
       <w:proofErr w:type="spellStart"/>
       <w:r>
@@ -15443,14 +14154,9 @@
           <w:numId w:val="87"/>
         </w:numPr>
       </w:pPr>
-      <w:proofErr w:type="gramStart"/>
       <w:r>
         <w:lastRenderedPageBreak/>
-        <w:t>remove(</w:t>
-      </w:r>
-      <w:proofErr w:type="gramEnd"/>
-      <w:r>
-        <w:t>Object key)</w:t>
+        <w:t>remove(Object key)</w:t>
       </w:r>
     </w:p>
     <w:p>
@@ -15460,13 +14166,8 @@
           <w:numId w:val="87"/>
         </w:numPr>
       </w:pPr>
-      <w:proofErr w:type="gramStart"/>
-      <w:r>
-        <w:t>clear(</w:t>
-      </w:r>
-      <w:proofErr w:type="gramEnd"/>
-      <w:r>
-        <w:t>)</w:t>
+      <w:r>
+        <w:t>clear()</w:t>
       </w:r>
     </w:p>
     <w:p>
@@ -15492,17 +14193,12 @@
         </w:numPr>
       </w:pPr>
       <w:proofErr w:type="spellStart"/>
-      <w:proofErr w:type="gramStart"/>
       <w:r>
         <w:t>containsKey</w:t>
       </w:r>
       <w:proofErr w:type="spellEnd"/>
       <w:r>
-        <w:t>(</w:t>
-      </w:r>
-      <w:proofErr w:type="gramEnd"/>
-      <w:r>
-        <w:t>Object key)</w:t>
+        <w:t>(Object key)</w:t>
       </w:r>
     </w:p>
     <w:p>
@@ -15513,17 +14209,12 @@
         </w:numPr>
       </w:pPr>
       <w:proofErr w:type="spellStart"/>
-      <w:proofErr w:type="gramStart"/>
       <w:r>
         <w:t>containsValue</w:t>
       </w:r>
       <w:proofErr w:type="spellEnd"/>
       <w:r>
-        <w:t>(</w:t>
-      </w:r>
-      <w:proofErr w:type="gramEnd"/>
-      <w:r>
-        <w:t>Object value)</w:t>
+        <w:t>(Object value)</w:t>
       </w:r>
     </w:p>
     <w:p>
@@ -15549,17 +14240,12 @@
         </w:numPr>
       </w:pPr>
       <w:proofErr w:type="spellStart"/>
-      <w:proofErr w:type="gramStart"/>
       <w:r>
         <w:t>keySet</w:t>
       </w:r>
       <w:proofErr w:type="spellEnd"/>
       <w:r>
-        <w:t>(</w:t>
-      </w:r>
-      <w:proofErr w:type="gramEnd"/>
-      <w:r>
-        <w:t>) → Set&lt;K&gt;</w:t>
+        <w:t>() → Set&lt;K&gt;</w:t>
       </w:r>
     </w:p>
     <w:p>
@@ -15569,13 +14255,8 @@
           <w:numId w:val="89"/>
         </w:numPr>
       </w:pPr>
-      <w:proofErr w:type="gramStart"/>
-      <w:r>
-        <w:t>values(</w:t>
-      </w:r>
-      <w:proofErr w:type="gramEnd"/>
-      <w:r>
-        <w:t>) → Collection&lt;V&gt;</w:t>
+      <w:r>
+        <w:t>values() → Collection&lt;V&gt;</w:t>
       </w:r>
     </w:p>
     <w:p>
@@ -15586,17 +14267,12 @@
         </w:numPr>
       </w:pPr>
       <w:proofErr w:type="spellStart"/>
-      <w:proofErr w:type="gramStart"/>
       <w:r>
         <w:t>entrySet</w:t>
       </w:r>
       <w:proofErr w:type="spellEnd"/>
       <w:r>
-        <w:t>(</w:t>
-      </w:r>
-      <w:proofErr w:type="gramEnd"/>
-      <w:r>
-        <w:t>) → Set&lt;</w:t>
+        <w:t>() → Set&lt;</w:t>
       </w:r>
       <w:proofErr w:type="spellStart"/>
       <w:r>
@@ -15604,15 +14280,7 @@
       </w:r>
       <w:proofErr w:type="spellEnd"/>
       <w:r>
-        <w:t>&lt;</w:t>
-      </w:r>
-      <w:proofErr w:type="gramStart"/>
-      <w:r>
-        <w:t>K,V</w:t>
-      </w:r>
-      <w:proofErr w:type="gramEnd"/>
-      <w:r>
-        <w:t>&gt;&gt;</w:t>
+        <w:t>&lt;K,V&gt;&gt;</w:t>
       </w:r>
     </w:p>
     <w:p>
@@ -16086,15 +14754,7 @@
         </w:numPr>
       </w:pPr>
       <w:r>
-        <w:t xml:space="preserve">put → </w:t>
-      </w:r>
-      <w:proofErr w:type="gramStart"/>
-      <w:r>
-        <w:t>O(</w:t>
-      </w:r>
-      <w:proofErr w:type="gramEnd"/>
-      <w:r>
-        <w:t>1)</w:t>
+        <w:t>put → O(1)</w:t>
       </w:r>
     </w:p>
     <w:p>
@@ -16105,15 +14765,7 @@
         </w:numPr>
       </w:pPr>
       <w:r>
-        <w:t xml:space="preserve">get → </w:t>
-      </w:r>
-      <w:proofErr w:type="gramStart"/>
-      <w:r>
-        <w:t>O(</w:t>
-      </w:r>
-      <w:proofErr w:type="gramEnd"/>
-      <w:r>
-        <w:t>1)</w:t>
+        <w:t>get → O(1)</w:t>
       </w:r>
     </w:p>
     <w:p>
@@ -16124,15 +14776,7 @@
         </w:numPr>
       </w:pPr>
       <w:r>
-        <w:t xml:space="preserve">remove → </w:t>
-      </w:r>
-      <w:proofErr w:type="gramStart"/>
-      <w:r>
-        <w:t>O(</w:t>
-      </w:r>
-      <w:proofErr w:type="gramEnd"/>
-      <w:r>
-        <w:t>1)</w:t>
+        <w:t>remove → O(1)</w:t>
       </w:r>
     </w:p>
     <w:p>
@@ -16238,15 +14882,7 @@
     </w:p>
     <w:p>
       <w:r>
-        <w:t xml:space="preserve">    public static void </w:t>
-      </w:r>
-      <w:proofErr w:type="gramStart"/>
-      <w:r>
-        <w:t>main(String[</w:t>
-      </w:r>
-      <w:proofErr w:type="gramEnd"/>
-      <w:r>
-        <w:t xml:space="preserve">] </w:t>
+        <w:t xml:space="preserve">    public static void main(String[] </w:t>
       </w:r>
       <w:proofErr w:type="spellStart"/>
       <w:r>
@@ -16259,15 +14895,7 @@
     </w:p>
     <w:p>
       <w:r>
-        <w:t xml:space="preserve">        Map&lt;Integer, String&gt; map = new HashMap&lt;</w:t>
-      </w:r>
-      <w:proofErr w:type="gramStart"/>
-      <w:r>
-        <w:t>&gt;(</w:t>
-      </w:r>
-      <w:proofErr w:type="gramEnd"/>
-      <w:r>
-        <w:t>);</w:t>
+        <w:t xml:space="preserve">        Map&lt;Integer, String&gt; map = new HashMap&lt;&gt;();</w:t>
       </w:r>
     </w:p>
     <w:p>
@@ -16275,79 +14903,59 @@
         <w:t xml:space="preserve">        </w:t>
       </w:r>
       <w:proofErr w:type="spellStart"/>
-      <w:proofErr w:type="gramStart"/>
       <w:r>
         <w:t>map.put</w:t>
       </w:r>
       <w:proofErr w:type="spellEnd"/>
       <w:r>
+        <w:t>(101, "Java");</w:t>
+      </w:r>
+    </w:p>
+    <w:p>
+      <w:r>
+        <w:t xml:space="preserve">        </w:t>
+      </w:r>
+      <w:proofErr w:type="spellStart"/>
+      <w:r>
+        <w:t>map.put</w:t>
+      </w:r>
+      <w:proofErr w:type="spellEnd"/>
+      <w:r>
+        <w:t>(102, "Spring");</w:t>
+      </w:r>
+    </w:p>
+    <w:p>
+      <w:r>
+        <w:t xml:space="preserve">        </w:t>
+      </w:r>
+      <w:proofErr w:type="spellStart"/>
+      <w:r>
+        <w:t>map.put</w:t>
+      </w:r>
+      <w:proofErr w:type="spellEnd"/>
+      <w:r>
+        <w:t>(103, "Hibernate");</w:t>
+      </w:r>
+    </w:p>
+    <w:p>
+      <w:r>
+        <w:t xml:space="preserve">        </w:t>
+      </w:r>
+      <w:proofErr w:type="spellStart"/>
+      <w:r>
+        <w:t>System.out.println</w:t>
+      </w:r>
+      <w:proofErr w:type="spellEnd"/>
+      <w:r>
         <w:t>(</w:t>
       </w:r>
-      <w:proofErr w:type="gramEnd"/>
-      <w:r>
-        <w:t>101, "Java");</w:t>
-      </w:r>
-    </w:p>
-    <w:p>
-      <w:r>
-        <w:t xml:space="preserve">        </w:t>
-      </w:r>
-      <w:proofErr w:type="spellStart"/>
-      <w:proofErr w:type="gramStart"/>
-      <w:r>
-        <w:t>map.put</w:t>
-      </w:r>
-      <w:proofErr w:type="spellEnd"/>
-      <w:r>
-        <w:t>(</w:t>
-      </w:r>
-      <w:proofErr w:type="gramEnd"/>
-      <w:r>
-        <w:t>102, "Spring");</w:t>
-      </w:r>
-    </w:p>
-    <w:p>
-      <w:r>
-        <w:t xml:space="preserve">        </w:t>
-      </w:r>
-      <w:proofErr w:type="spellStart"/>
-      <w:proofErr w:type="gramStart"/>
-      <w:r>
-        <w:t>map.put</w:t>
-      </w:r>
-      <w:proofErr w:type="spellEnd"/>
-      <w:r>
-        <w:t>(</w:t>
-      </w:r>
-      <w:proofErr w:type="gramEnd"/>
-      <w:r>
-        <w:t>103, "Hibernate");</w:t>
-      </w:r>
-    </w:p>
-    <w:p>
-      <w:r>
-        <w:t xml:space="preserve">        </w:t>
-      </w:r>
-      <w:proofErr w:type="spellStart"/>
-      <w:r>
-        <w:t>System.out.println</w:t>
-      </w:r>
-      <w:proofErr w:type="spellEnd"/>
-      <w:r>
-        <w:t>(</w:t>
-      </w:r>
-      <w:proofErr w:type="spellStart"/>
-      <w:proofErr w:type="gramStart"/>
+      <w:proofErr w:type="spellStart"/>
       <w:r>
         <w:t>map.get</w:t>
       </w:r>
       <w:proofErr w:type="spellEnd"/>
       <w:r>
-        <w:t>(</w:t>
-      </w:r>
-      <w:proofErr w:type="gramEnd"/>
-      <w:r>
-        <w:t>102));</w:t>
+        <w:t>(102));</w:t>
       </w:r>
     </w:p>
     <w:p>
@@ -16483,15 +15091,7 @@
         </w:numPr>
       </w:pPr>
       <w:r>
-        <w:t xml:space="preserve">put → </w:t>
-      </w:r>
-      <w:proofErr w:type="gramStart"/>
-      <w:r>
-        <w:t>O(</w:t>
-      </w:r>
-      <w:proofErr w:type="gramEnd"/>
-      <w:r>
-        <w:t>1)</w:t>
+        <w:t>put → O(1)</w:t>
       </w:r>
     </w:p>
     <w:p>
@@ -16502,15 +15102,7 @@
         </w:numPr>
       </w:pPr>
       <w:r>
-        <w:t xml:space="preserve">get → </w:t>
-      </w:r>
-      <w:proofErr w:type="gramStart"/>
-      <w:r>
-        <w:t>O(</w:t>
-      </w:r>
-      <w:proofErr w:type="gramEnd"/>
-      <w:r>
-        <w:t>1)</w:t>
+        <w:t>get → O(1)</w:t>
       </w:r>
     </w:p>
     <w:p>
@@ -16605,15 +15197,7 @@
     </w:p>
     <w:p>
       <w:r>
-        <w:t xml:space="preserve">    public static void </w:t>
-      </w:r>
-      <w:proofErr w:type="gramStart"/>
-      <w:r>
-        <w:t>main(String[</w:t>
-      </w:r>
-      <w:proofErr w:type="gramEnd"/>
-      <w:r>
-        <w:t xml:space="preserve">] </w:t>
+        <w:t xml:space="preserve">    public static void main(String[] </w:t>
       </w:r>
       <w:proofErr w:type="spellStart"/>
       <w:r>
@@ -16634,15 +15218,7 @@
       </w:r>
       <w:proofErr w:type="spellEnd"/>
       <w:r>
-        <w:t>&lt;</w:t>
-      </w:r>
-      <w:proofErr w:type="gramStart"/>
-      <w:r>
-        <w:t>&gt;(</w:t>
-      </w:r>
-      <w:proofErr w:type="gramEnd"/>
-      <w:r>
-        <w:t>);</w:t>
+        <w:t>&lt;&gt;();</w:t>
       </w:r>
     </w:p>
     <w:p>
@@ -16650,17 +15226,12 @@
         <w:t xml:space="preserve">        </w:t>
       </w:r>
       <w:proofErr w:type="spellStart"/>
-      <w:proofErr w:type="gramStart"/>
       <w:r>
         <w:t>map.put</w:t>
       </w:r>
       <w:proofErr w:type="spellEnd"/>
       <w:r>
-        <w:t>(</w:t>
-      </w:r>
-      <w:proofErr w:type="gramEnd"/>
-      <w:r>
-        <w:t>"A", 1);</w:t>
+        <w:t>("A", 1);</w:t>
       </w:r>
     </w:p>
     <w:p>
@@ -16668,17 +15239,12 @@
         <w:t xml:space="preserve">        </w:t>
       </w:r>
       <w:proofErr w:type="spellStart"/>
-      <w:proofErr w:type="gramStart"/>
       <w:r>
         <w:t>map.put</w:t>
       </w:r>
       <w:proofErr w:type="spellEnd"/>
       <w:r>
-        <w:t>(</w:t>
-      </w:r>
-      <w:proofErr w:type="gramEnd"/>
-      <w:r>
-        <w:t>"B", 2);</w:t>
+        <w:t>("B", 2);</w:t>
       </w:r>
     </w:p>
     <w:p>
@@ -16686,17 +15252,12 @@
         <w:t xml:space="preserve">        </w:t>
       </w:r>
       <w:proofErr w:type="spellStart"/>
-      <w:proofErr w:type="gramStart"/>
       <w:r>
         <w:t>map.put</w:t>
       </w:r>
       <w:proofErr w:type="spellEnd"/>
       <w:r>
-        <w:t>(</w:t>
-      </w:r>
-      <w:proofErr w:type="gramEnd"/>
-      <w:r>
-        <w:t>"C", 3);</w:t>
+        <w:t>("C", 3);</w:t>
       </w:r>
     </w:p>
     <w:p>
@@ -16832,15 +15393,7 @@
         </w:numPr>
       </w:pPr>
       <w:r>
-        <w:t xml:space="preserve">put → </w:t>
-      </w:r>
-      <w:proofErr w:type="gramStart"/>
-      <w:r>
-        <w:t>O(</w:t>
-      </w:r>
-      <w:proofErr w:type="gramEnd"/>
-      <w:r>
-        <w:t>log n)</w:t>
+        <w:t>put → O(log n)</w:t>
       </w:r>
     </w:p>
     <w:p>
@@ -16851,15 +15404,7 @@
         </w:numPr>
       </w:pPr>
       <w:r>
-        <w:t xml:space="preserve">get → </w:t>
-      </w:r>
-      <w:proofErr w:type="gramStart"/>
-      <w:r>
-        <w:t>O(</w:t>
-      </w:r>
-      <w:proofErr w:type="gramEnd"/>
-      <w:r>
-        <w:t>log n)</w:t>
+        <w:t>get → O(log n)</w:t>
       </w:r>
     </w:p>
     <w:p>
@@ -16954,15 +15499,7 @@
     </w:p>
     <w:p>
       <w:r>
-        <w:t xml:space="preserve">    public static void </w:t>
-      </w:r>
-      <w:proofErr w:type="gramStart"/>
-      <w:r>
-        <w:t>main(String[</w:t>
-      </w:r>
-      <w:proofErr w:type="gramEnd"/>
-      <w:r>
-        <w:t xml:space="preserve">] </w:t>
+        <w:t xml:space="preserve">    public static void main(String[] </w:t>
       </w:r>
       <w:proofErr w:type="spellStart"/>
       <w:r>
@@ -16983,15 +15520,7 @@
       </w:r>
       <w:proofErr w:type="spellEnd"/>
       <w:r>
-        <w:t>&lt;</w:t>
-      </w:r>
-      <w:proofErr w:type="gramStart"/>
-      <w:r>
-        <w:t>&gt;(</w:t>
-      </w:r>
-      <w:proofErr w:type="gramEnd"/>
-      <w:r>
-        <w:t>);</w:t>
+        <w:t>&lt;&gt;();</w:t>
       </w:r>
     </w:p>
     <w:p>
@@ -16999,17 +15528,12 @@
         <w:t xml:space="preserve">        </w:t>
       </w:r>
       <w:proofErr w:type="spellStart"/>
-      <w:proofErr w:type="gramStart"/>
       <w:r>
         <w:t>map.put</w:t>
       </w:r>
       <w:proofErr w:type="spellEnd"/>
       <w:r>
-        <w:t>(</w:t>
-      </w:r>
-      <w:proofErr w:type="gramEnd"/>
-      <w:r>
-        <w:t>3, "C");</w:t>
+        <w:t>(3, "C");</w:t>
       </w:r>
     </w:p>
     <w:p>
@@ -17017,17 +15541,12 @@
         <w:t xml:space="preserve">        </w:t>
       </w:r>
       <w:proofErr w:type="spellStart"/>
-      <w:proofErr w:type="gramStart"/>
       <w:r>
         <w:t>map.put</w:t>
       </w:r>
       <w:proofErr w:type="spellEnd"/>
       <w:r>
-        <w:t>(</w:t>
-      </w:r>
-      <w:proofErr w:type="gramEnd"/>
-      <w:r>
-        <w:t>1, "A");</w:t>
+        <w:t>(1, "A");</w:t>
       </w:r>
     </w:p>
     <w:p>
@@ -17035,17 +15554,12 @@
         <w:t xml:space="preserve">        </w:t>
       </w:r>
       <w:proofErr w:type="spellStart"/>
-      <w:proofErr w:type="gramStart"/>
       <w:r>
         <w:t>map.put</w:t>
       </w:r>
       <w:proofErr w:type="spellEnd"/>
       <w:r>
-        <w:t>(</w:t>
-      </w:r>
-      <w:proofErr w:type="gramEnd"/>
-      <w:r>
-        <w:t>2, "B");</w:t>
+        <w:t>(2, "B");</w:t>
       </w:r>
     </w:p>
     <w:p>
@@ -17236,15 +15750,7 @@
     </w:p>
     <w:p>
       <w:r>
-        <w:t xml:space="preserve">    public static void </w:t>
-      </w:r>
-      <w:proofErr w:type="gramStart"/>
-      <w:r>
-        <w:t>main(String[</w:t>
-      </w:r>
-      <w:proofErr w:type="gramEnd"/>
-      <w:r>
-        <w:t xml:space="preserve">] </w:t>
+        <w:t xml:space="preserve">    public static void main(String[] </w:t>
       </w:r>
       <w:proofErr w:type="spellStart"/>
       <w:r>
@@ -17265,15 +15771,7 @@
       </w:r>
       <w:proofErr w:type="spellEnd"/>
       <w:r>
-        <w:t>&lt;</w:t>
-      </w:r>
-      <w:proofErr w:type="gramStart"/>
-      <w:r>
-        <w:t>&gt;(</w:t>
-      </w:r>
-      <w:proofErr w:type="gramEnd"/>
-      <w:r>
-        <w:t>);</w:t>
+        <w:t>&lt;&gt;();</w:t>
       </w:r>
     </w:p>
     <w:p>
@@ -17281,17 +15779,12 @@
         <w:t xml:space="preserve">        </w:t>
       </w:r>
       <w:proofErr w:type="spellStart"/>
-      <w:proofErr w:type="gramStart"/>
       <w:r>
         <w:t>map.put</w:t>
       </w:r>
       <w:proofErr w:type="spellEnd"/>
       <w:r>
-        <w:t>(</w:t>
-      </w:r>
-      <w:proofErr w:type="gramEnd"/>
-      <w:r>
-        <w:t>1, "Java");</w:t>
+        <w:t>(1, "Java");</w:t>
       </w:r>
     </w:p>
     <w:p>
@@ -17299,17 +15792,12 @@
         <w:t xml:space="preserve">        </w:t>
       </w:r>
       <w:proofErr w:type="spellStart"/>
-      <w:proofErr w:type="gramStart"/>
       <w:r>
         <w:t>map.put</w:t>
       </w:r>
       <w:proofErr w:type="spellEnd"/>
       <w:r>
-        <w:t>(</w:t>
-      </w:r>
-      <w:proofErr w:type="gramEnd"/>
-      <w:r>
-        <w:t>2, "Spring");</w:t>
+        <w:t>(2, "Spring");</w:t>
       </w:r>
     </w:p>
     <w:p>
@@ -17804,15 +16292,7 @@
     </w:p>
     <w:p>
       <w:r>
-        <w:t>Map is a key–</w:t>
-      </w:r>
-      <w:proofErr w:type="gramStart"/>
-      <w:r>
-        <w:t>value based</w:t>
-      </w:r>
-      <w:proofErr w:type="gramEnd"/>
-      <w:r>
-        <w:t xml:space="preserve"> collection where HashMap offers best performance, </w:t>
+        <w:t xml:space="preserve">Map is a key–value based collection where HashMap offers best performance, </w:t>
       </w:r>
       <w:proofErr w:type="spellStart"/>
       <w:r>
@@ -18048,15 +16528,7 @@
         </w:numPr>
       </w:pPr>
       <w:r>
-        <w:t xml:space="preserve">On every </w:t>
-      </w:r>
-      <w:proofErr w:type="gramStart"/>
-      <w:r>
-        <w:t>next(</w:t>
-      </w:r>
-      <w:proofErr w:type="gramEnd"/>
-      <w:r>
-        <w:t>) call, both counts are compared</w:t>
+        <w:t>On every next() call, both counts are compared</w:t>
       </w:r>
     </w:p>
     <w:p>
@@ -18139,17 +16611,12 @@
         </w:numPr>
       </w:pPr>
       <w:proofErr w:type="spellStart"/>
-      <w:proofErr w:type="gramStart"/>
       <w:r>
         <w:t>hasNext</w:t>
       </w:r>
       <w:proofErr w:type="spellEnd"/>
       <w:r>
-        <w:t>(</w:t>
-      </w:r>
-      <w:proofErr w:type="gramEnd"/>
-      <w:r>
-        <w:t>) – checks if next element exists</w:t>
+        <w:t>() – checks if next element exists</w:t>
       </w:r>
     </w:p>
     <w:p>
@@ -18159,13 +16626,8 @@
           <w:numId w:val="105"/>
         </w:numPr>
       </w:pPr>
-      <w:proofErr w:type="gramStart"/>
-      <w:r>
-        <w:t>next(</w:t>
-      </w:r>
-      <w:proofErr w:type="gramEnd"/>
-      <w:r>
-        <w:t>) – returns next element and moves cursor</w:t>
+      <w:r>
+        <w:t>next() – returns next element and moves cursor</w:t>
       </w:r>
     </w:p>
     <w:p>
@@ -18175,13 +16637,8 @@
           <w:numId w:val="105"/>
         </w:numPr>
       </w:pPr>
-      <w:proofErr w:type="gramStart"/>
-      <w:r>
-        <w:t>remove(</w:t>
-      </w:r>
-      <w:proofErr w:type="gramEnd"/>
-      <w:r>
-        <w:t>) – removes the last element returned by iterator</w:t>
+      <w:r>
+        <w:t>remove() – removes the last element returned by iterator</w:t>
       </w:r>
     </w:p>
     <w:p>
@@ -18216,15 +16673,7 @@
       </w:r>
       <w:proofErr w:type="spellEnd"/>
       <w:r>
-        <w:t>&lt;</w:t>
-      </w:r>
-      <w:proofErr w:type="gramStart"/>
-      <w:r>
-        <w:t>&gt;(</w:t>
-      </w:r>
-      <w:proofErr w:type="gramEnd"/>
-      <w:r>
-        <w:t>);</w:t>
+        <w:t>&lt;&gt;();</w:t>
       </w:r>
     </w:p>
     <w:p>
@@ -18272,7 +16721,6 @@
         <w:t xml:space="preserve">Iterator&lt;String&gt; it = </w:t>
       </w:r>
       <w:proofErr w:type="spellStart"/>
-      <w:proofErr w:type="gramStart"/>
       <w:r>
         <w:rPr>
           <w:highlight w:val="yellow"/>
@@ -18280,7 +16728,6 @@
         <w:t>list.iterator</w:t>
       </w:r>
       <w:proofErr w:type="spellEnd"/>
-      <w:proofErr w:type="gramEnd"/>
       <w:r>
         <w:rPr>
           <w:highlight w:val="yellow"/>
@@ -18301,7 +16748,6 @@
         <w:t>while (</w:t>
       </w:r>
       <w:proofErr w:type="spellStart"/>
-      <w:proofErr w:type="gramStart"/>
       <w:r>
         <w:rPr>
           <w:highlight w:val="yellow"/>
@@ -18309,7 +16755,6 @@
         <w:t>it.hasNext</w:t>
       </w:r>
       <w:proofErr w:type="spellEnd"/>
-      <w:proofErr w:type="gramEnd"/>
       <w:r>
         <w:rPr>
           <w:highlight w:val="yellow"/>
@@ -18344,7 +16789,6 @@
         <w:t>(</w:t>
       </w:r>
       <w:proofErr w:type="spellStart"/>
-      <w:proofErr w:type="gramStart"/>
       <w:r>
         <w:rPr>
           <w:highlight w:val="yellow"/>
@@ -18352,7 +16796,6 @@
         <w:t>it.next</w:t>
       </w:r>
       <w:proofErr w:type="spellEnd"/>
-      <w:proofErr w:type="gramEnd"/>
       <w:r>
         <w:rPr>
           <w:highlight w:val="yellow"/>
@@ -18417,12 +16860,10 @@
         <w:t xml:space="preserve">Iterator&lt;String&gt; it = </w:t>
       </w:r>
       <w:proofErr w:type="spellStart"/>
-      <w:proofErr w:type="gramStart"/>
       <w:r>
         <w:t>list.iterator</w:t>
       </w:r>
       <w:proofErr w:type="spellEnd"/>
-      <w:proofErr w:type="gramEnd"/>
       <w:r>
         <w:t>();</w:t>
       </w:r>
@@ -18432,12 +16873,10 @@
         <w:t>while (</w:t>
       </w:r>
       <w:proofErr w:type="spellStart"/>
-      <w:proofErr w:type="gramStart"/>
       <w:r>
         <w:t>it.hasNext</w:t>
       </w:r>
       <w:proofErr w:type="spellEnd"/>
-      <w:proofErr w:type="gramEnd"/>
       <w:r>
         <w:t>()) {</w:t>
       </w:r>
@@ -18447,22 +16886,12 @@
         <w:t xml:space="preserve">    if (</w:t>
       </w:r>
       <w:proofErr w:type="spellStart"/>
-      <w:proofErr w:type="gramStart"/>
       <w:r>
         <w:t>it.next</w:t>
       </w:r>
       <w:proofErr w:type="spellEnd"/>
-      <w:proofErr w:type="gramEnd"/>
-      <w:r>
-        <w:t>(</w:t>
-      </w:r>
-      <w:proofErr w:type="gramStart"/>
-      <w:r>
-        <w:t>).equals</w:t>
-      </w:r>
-      <w:proofErr w:type="gramEnd"/>
-      <w:r>
-        <w:t>("B")) {</w:t>
+      <w:r>
+        <w:t>().equals("B")) {</w:t>
       </w:r>
     </w:p>
     <w:p>
@@ -18470,7 +16899,6 @@
         <w:t xml:space="preserve">        </w:t>
       </w:r>
       <w:proofErr w:type="spellStart"/>
-      <w:proofErr w:type="gramStart"/>
       <w:r>
         <w:rPr>
           <w:highlight w:val="yellow"/>
@@ -18478,7 +16906,6 @@
         <w:t>it.remove</w:t>
       </w:r>
       <w:proofErr w:type="spellEnd"/>
-      <w:proofErr w:type="gramEnd"/>
       <w:r>
         <w:rPr>
           <w:highlight w:val="yellow"/>
@@ -18608,17 +17035,12 @@
         </w:numPr>
       </w:pPr>
       <w:proofErr w:type="spellStart"/>
-      <w:proofErr w:type="gramStart"/>
       <w:r>
         <w:t>hasPrevious</w:t>
       </w:r>
       <w:proofErr w:type="spellEnd"/>
       <w:r>
-        <w:t>(</w:t>
-      </w:r>
-      <w:proofErr w:type="gramEnd"/>
-      <w:r>
-        <w:t>)</w:t>
+        <w:t>()</w:t>
       </w:r>
     </w:p>
     <w:p>
@@ -18628,13 +17050,8 @@
           <w:numId w:val="108"/>
         </w:numPr>
       </w:pPr>
-      <w:proofErr w:type="gramStart"/>
-      <w:r>
-        <w:t>previous(</w:t>
-      </w:r>
-      <w:proofErr w:type="gramEnd"/>
-      <w:r>
-        <w:t>)</w:t>
+      <w:r>
+        <w:t>previous()</w:t>
       </w:r>
     </w:p>
     <w:p>
@@ -18644,13 +17061,8 @@
           <w:numId w:val="108"/>
         </w:numPr>
       </w:pPr>
-      <w:proofErr w:type="gramStart"/>
-      <w:r>
-        <w:t>add(</w:t>
-      </w:r>
-      <w:proofErr w:type="gramEnd"/>
-      <w:r>
-        <w:t>E e)</w:t>
+      <w:r>
+        <w:t>add(E e)</w:t>
       </w:r>
     </w:p>
     <w:p>
@@ -18660,13 +17072,8 @@
           <w:numId w:val="108"/>
         </w:numPr>
       </w:pPr>
-      <w:proofErr w:type="gramStart"/>
-      <w:r>
-        <w:t>set(</w:t>
-      </w:r>
-      <w:proofErr w:type="gramEnd"/>
-      <w:r>
-        <w:t>E e)</w:t>
+      <w:r>
+        <w:t>set(E e)</w:t>
       </w:r>
     </w:p>
     <w:p>
@@ -18677,18 +17084,13 @@
         </w:numPr>
       </w:pPr>
       <w:proofErr w:type="spellStart"/>
-      <w:proofErr w:type="gramStart"/>
       <w:r>
         <w:lastRenderedPageBreak/>
         <w:t>nextIndex</w:t>
       </w:r>
       <w:proofErr w:type="spellEnd"/>
       <w:r>
-        <w:t>(</w:t>
-      </w:r>
-      <w:proofErr w:type="gramEnd"/>
-      <w:r>
-        <w:t>)</w:t>
+        <w:t>()</w:t>
       </w:r>
     </w:p>
     <w:p>
@@ -18699,17 +17101,12 @@
         </w:numPr>
       </w:pPr>
       <w:proofErr w:type="spellStart"/>
-      <w:proofErr w:type="gramStart"/>
       <w:r>
         <w:t>previousIndex</w:t>
       </w:r>
       <w:proofErr w:type="spellEnd"/>
       <w:r>
-        <w:t>(</w:t>
-      </w:r>
-      <w:proofErr w:type="gramEnd"/>
-      <w:r>
-        <w:t>)</w:t>
+        <w:t>()</w:t>
       </w:r>
     </w:p>
     <w:p>
@@ -18753,15 +17150,7 @@
       </w:r>
       <w:proofErr w:type="spellEnd"/>
       <w:r>
-        <w:t>&lt;</w:t>
-      </w:r>
-      <w:proofErr w:type="gramStart"/>
-      <w:r>
-        <w:t>&gt;(</w:t>
-      </w:r>
-      <w:proofErr w:type="gramEnd"/>
-      <w:r>
-        <w:t>);</w:t>
+        <w:t>&lt;&gt;();</w:t>
       </w:r>
     </w:p>
     <w:p>
@@ -18805,12 +17194,10 @@
         <w:t xml:space="preserve">&lt;String&gt; it = </w:t>
       </w:r>
       <w:proofErr w:type="spellStart"/>
-      <w:proofErr w:type="gramStart"/>
       <w:r>
         <w:t>list.listIterator</w:t>
       </w:r>
       <w:proofErr w:type="spellEnd"/>
-      <w:proofErr w:type="gramEnd"/>
       <w:r>
         <w:t>();</w:t>
       </w:r>
@@ -18821,12 +17208,10 @@
         <w:t>while (</w:t>
       </w:r>
       <w:proofErr w:type="spellStart"/>
-      <w:proofErr w:type="gramStart"/>
       <w:r>
         <w:t>it.hasNext</w:t>
       </w:r>
       <w:proofErr w:type="spellEnd"/>
-      <w:proofErr w:type="gramEnd"/>
       <w:r>
         <w:t>()) {</w:t>
       </w:r>
@@ -18837,7 +17222,6 @@
         <w:t>//</w:t>
       </w:r>
       <w:proofErr w:type="spellStart"/>
-      <w:proofErr w:type="gramStart"/>
       <w:r>
         <w:rPr>
           <w:highlight w:val="yellow"/>
@@ -18848,7 +17232,6 @@
         <w:t>.remove</w:t>
       </w:r>
       <w:proofErr w:type="spellEnd"/>
-      <w:proofErr w:type="gramEnd"/>
       <w:r>
         <w:t>(“A”);</w:t>
       </w:r>
@@ -18858,12 +17241,10 @@
         <w:tab/>
       </w:r>
       <w:proofErr w:type="spellStart"/>
-      <w:proofErr w:type="gramStart"/>
       <w:r>
         <w:t>It.remove</w:t>
       </w:r>
       <w:proofErr w:type="spellEnd"/>
-      <w:proofErr w:type="gramEnd"/>
       <w:r>
         <w:t>();</w:t>
       </w:r>
@@ -18881,12 +17262,10 @@
         <w:t>(</w:t>
       </w:r>
       <w:proofErr w:type="spellStart"/>
-      <w:proofErr w:type="gramStart"/>
       <w:r>
         <w:t>it.next</w:t>
       </w:r>
       <w:proofErr w:type="spellEnd"/>
-      <w:proofErr w:type="gramEnd"/>
       <w:r>
         <w:t>() + " ");</w:t>
       </w:r>
@@ -18903,12 +17282,10 @@
         <w:t>while (</w:t>
       </w:r>
       <w:proofErr w:type="spellStart"/>
-      <w:proofErr w:type="gramStart"/>
       <w:r>
         <w:t>it.hasPrevious</w:t>
       </w:r>
       <w:proofErr w:type="spellEnd"/>
-      <w:proofErr w:type="gramEnd"/>
       <w:r>
         <w:t>()) {</w:t>
       </w:r>
@@ -18926,12 +17303,10 @@
         <w:t>(</w:t>
       </w:r>
       <w:proofErr w:type="spellStart"/>
-      <w:proofErr w:type="gramStart"/>
       <w:r>
         <w:t>it.previous</w:t>
       </w:r>
       <w:proofErr w:type="spellEnd"/>
-      <w:proofErr w:type="gramEnd"/>
       <w:r>
         <w:t>() + " ");</w:t>
       </w:r>
@@ -19138,39 +17513,30 @@
         <w:t xml:space="preserve">Iterator&lt;Integer&gt; it = </w:t>
       </w:r>
       <w:proofErr w:type="spellStart"/>
-      <w:proofErr w:type="gramStart"/>
       <w:r>
         <w:t>list.iterator</w:t>
       </w:r>
       <w:proofErr w:type="spellEnd"/>
-      <w:proofErr w:type="gramEnd"/>
       <w:r>
         <w:t>();</w:t>
       </w:r>
     </w:p>
     <w:p>
       <w:proofErr w:type="spellStart"/>
-      <w:proofErr w:type="gramStart"/>
       <w:r>
         <w:t>list.add</w:t>
       </w:r>
       <w:proofErr w:type="spellEnd"/>
       <w:r>
-        <w:t>(</w:t>
-      </w:r>
-      <w:proofErr w:type="gramEnd"/>
-      <w:r>
-        <w:t>5);</w:t>
-      </w:r>
-    </w:p>
-    <w:p>
-      <w:proofErr w:type="spellStart"/>
-      <w:proofErr w:type="gramStart"/>
+        <w:t>(5);</w:t>
+      </w:r>
+    </w:p>
+    <w:p>
+      <w:proofErr w:type="spellStart"/>
       <w:r>
         <w:t>it.next</w:t>
       </w:r>
       <w:proofErr w:type="spellEnd"/>
-      <w:proofErr w:type="gramEnd"/>
       <w:r>
         <w:t>(); // throws exception</w:t>
       </w:r>
@@ -19274,45 +17640,27 @@
       </w:r>
       <w:proofErr w:type="spellEnd"/>
       <w:r>
-        <w:t>&lt;</w:t>
-      </w:r>
-      <w:proofErr w:type="gramStart"/>
-      <w:r>
-        <w:t>&gt;(</w:t>
-      </w:r>
-      <w:proofErr w:type="gramEnd"/>
-      <w:r>
-        <w:t>);</w:t>
-      </w:r>
-    </w:p>
-    <w:p>
-      <w:proofErr w:type="spellStart"/>
-      <w:proofErr w:type="gramStart"/>
+        <w:t>&lt;&gt;();</w:t>
+      </w:r>
+    </w:p>
+    <w:p>
+      <w:proofErr w:type="spellStart"/>
       <w:r>
         <w:t>list.add</w:t>
       </w:r>
       <w:proofErr w:type="spellEnd"/>
       <w:r>
-        <w:t>(</w:t>
-      </w:r>
-      <w:proofErr w:type="gramEnd"/>
-      <w:r>
-        <w:t>1);</w:t>
-      </w:r>
-    </w:p>
-    <w:p>
-      <w:proofErr w:type="spellStart"/>
-      <w:proofErr w:type="gramStart"/>
+        <w:t>(1);</w:t>
+      </w:r>
+    </w:p>
+    <w:p>
+      <w:proofErr w:type="spellStart"/>
       <w:r>
         <w:t>list.add</w:t>
       </w:r>
       <w:proofErr w:type="spellEnd"/>
       <w:r>
-        <w:t>(</w:t>
-      </w:r>
-      <w:proofErr w:type="gramEnd"/>
-      <w:r>
-        <w:t>2);</w:t>
+        <w:t>(2);</w:t>
       </w:r>
     </w:p>
     <w:p/>
@@ -19321,17 +17669,12 @@
         <w:t xml:space="preserve">for (Integer </w:t>
       </w:r>
       <w:proofErr w:type="spellStart"/>
-      <w:proofErr w:type="gramStart"/>
       <w:r>
         <w:t>i</w:t>
       </w:r>
       <w:proofErr w:type="spellEnd"/>
       <w:r>
-        <w:t xml:space="preserve"> :</w:t>
-      </w:r>
-      <w:proofErr w:type="gramEnd"/>
-      <w:r>
-        <w:t xml:space="preserve"> list) {</w:t>
+        <w:t xml:space="preserve"> : list) {</w:t>
       </w:r>
     </w:p>
     <w:p>
@@ -19339,17 +17682,12 @@
         <w:t xml:space="preserve">    </w:t>
       </w:r>
       <w:proofErr w:type="spellStart"/>
-      <w:proofErr w:type="gramStart"/>
       <w:r>
         <w:t>list.add</w:t>
       </w:r>
       <w:proofErr w:type="spellEnd"/>
       <w:r>
-        <w:t>(</w:t>
-      </w:r>
-      <w:proofErr w:type="gramEnd"/>
-      <w:r>
-        <w:t>3);</w:t>
+        <w:t>(3);</w:t>
       </w:r>
     </w:p>
     <w:p>
@@ -19608,8 +17946,16 @@
         <w:rPr>
           <w:b/>
           <w:bCs/>
-        </w:rPr>
-        <w:t xml:space="preserve">Collection utilities classes </w:t>
+          <w:highlight w:val="yellow"/>
+        </w:rPr>
+        <w:t>Collection utilities classes</w:t>
+      </w:r>
+      <w:r>
+        <w:rPr>
+          <w:b/>
+          <w:bCs/>
+        </w:rPr>
+        <w:t xml:space="preserve"> </w:t>
       </w:r>
     </w:p>
     <w:p>
@@ -19699,7 +18045,13 @@
         </w:numPr>
       </w:pPr>
       <w:r>
-        <w:t xml:space="preserve">Collections → works on </w:t>
+        <w:rPr>
+          <w:highlight w:val="yellow"/>
+        </w:rPr>
+        <w:t>Collections</w:t>
+      </w:r>
+      <w:r>
+        <w:t xml:space="preserve"> → works on </w:t>
       </w:r>
       <w:r>
         <w:rPr>
@@ -19717,7 +18069,13 @@
         </w:numPr>
       </w:pPr>
       <w:r>
-        <w:t xml:space="preserve">Arrays → works on </w:t>
+        <w:rPr>
+          <w:highlight w:val="yellow"/>
+        </w:rPr>
+        <w:t>Arrays</w:t>
+      </w:r>
+      <w:r>
+        <w:t xml:space="preserve"> → works on </w:t>
       </w:r>
       <w:r>
         <w:rPr>
@@ -22912,7 +21270,16 @@
     </w:p>
     <w:p>
       <w:r>
-        <w:t>class Employee implements Comparable&lt;Employee&gt; {</w:t>
+        <w:t xml:space="preserve">class </w:t>
+      </w:r>
+      <w:r>
+        <w:rPr>
+          <w:highlight w:val="yellow"/>
+        </w:rPr>
+        <w:t>Employee implements Comparable</w:t>
+      </w:r>
+      <w:r>
+        <w:t>&lt;Employee&gt; {</w:t>
       </w:r>
     </w:p>
     <w:p>
